--- a/1.docx
+++ b/1.docx
@@ -1,6 +1,6 @@
 
 <file path=word/document.xml><?xml version="1.0" encoding="utf-8"?>
-<w:document xmlns:wpc="http://schemas.microsoft.com/office/word/2010/wordprocessingCanvas" xmlns:cx="http://schemas.microsoft.com/office/drawing/2014/chartex" xmlns:cx1="http://schemas.microsoft.com/office/drawing/2015/9/8/chartex" xmlns:cx2="http://schemas.microsoft.com/office/drawing/2015/10/21/chartex" xmlns:cx3="http://schemas.microsoft.com/office/drawing/2016/5/9/chartex" xmlns:cx4="http://schemas.microsoft.com/office/drawing/2016/5/10/chartex" xmlns:cx5="http://schemas.microsoft.com/office/drawing/2016/5/11/chartex" xmlns:cx6="http://schemas.microsoft.com/office/drawing/2016/5/12/chartex" xmlns:cx7="http://schemas.microsoft.com/office/drawing/2016/5/13/chartex" xmlns:cx8="http://schemas.microsoft.com/office/drawing/2016/5/14/chartex" xmlns:mc="http://schemas.openxmlformats.org/markup-compatibility/2006" xmlns:aink="http://schemas.microsoft.com/office/drawing/2016/ink" xmlns:am3d="http://schemas.microsoft.com/office/drawing/2017/model3d" xmlns:o="urn:schemas-microsoft-com:office:office" xmlns:oel="http://schemas.microsoft.com/office/2019/extlst" xmlns:r="http://schemas.openxmlformats.org/officeDocument/2006/relationships" xmlns:m="http://schemas.openxmlformats.org/officeDocument/2006/math" xmlns:v="urn:schemas-microsoft-com:vml" xmlns:wp14="http://schemas.microsoft.com/office/word/2010/wordprocessingDrawing" xmlns:wp="http://schemas.openxmlformats.org/drawingml/2006/wordprocessingDrawing" xmlns:w10="urn:schemas-microsoft-com:office:word" xmlns:w="http://schemas.openxmlformats.org/wordprocessingml/2006/main" xmlns:w14="http://schemas.microsoft.com/office/word/2010/wordml" xmlns:w15="http://schemas.microsoft.com/office/word/2012/wordml" xmlns:w16cex="http://schemas.microsoft.com/office/word/2018/wordml/cex" xmlns:w16cid="http://schemas.microsoft.com/office/word/2016/wordml/cid" xmlns:w16="http://schemas.microsoft.com/office/word/2018/wordml" xmlns:w16du="http://schemas.microsoft.com/office/word/2023/wordml/word16du" xmlns:w16sdtdh="http://schemas.microsoft.com/office/word/2020/wordml/sdtdatahash" xmlns:w16sdtfl="http://schemas.microsoft.com/office/word/2024/wordml/sdtformatlock" xmlns:w16se="http://schemas.microsoft.com/office/word/2015/wordml/symex" xmlns:wpg="http://schemas.microsoft.com/office/word/2010/wordprocessingGroup" xmlns:wpi="http://schemas.microsoft.com/office/word/2010/wordprocessingInk" xmlns:wne="http://schemas.microsoft.com/office/word/2006/wordml" xmlns:wps="http://schemas.microsoft.com/office/word/2010/wordprocessingShape" mc:Ignorable="w14 w15 w16se w16cid w16 w16cex w16sdtdh w16sdtfl w16du wp14">
+<w:document xmlns:wpc="http://schemas.microsoft.com/office/word/2010/wordprocessingCanvas" xmlns:cx="http://schemas.microsoft.com/office/drawing/2014/chartex" xmlns:cx1="http://schemas.microsoft.com/office/drawing/2015/9/8/chartex" xmlns:cx2="http://schemas.microsoft.com/office/drawing/2015/10/21/chartex" xmlns:cx3="http://schemas.microsoft.com/office/drawing/2016/5/9/chartex" xmlns:cx4="http://schemas.microsoft.com/office/drawing/2016/5/10/chartex" xmlns:cx5="http://schemas.microsoft.com/office/drawing/2016/5/11/chartex" xmlns:cx6="http://schemas.microsoft.com/office/drawing/2016/5/12/chartex" xmlns:cx7="http://schemas.microsoft.com/office/drawing/2016/5/13/chartex" xmlns:cx8="http://schemas.microsoft.com/office/drawing/2016/5/14/chartex" xmlns:mc="http://schemas.openxmlformats.org/markup-compatibility/2006" xmlns:aink="http://schemas.microsoft.com/office/drawing/2016/ink" xmlns:am3d="http://schemas.microsoft.com/office/drawing/2017/model3d" xmlns:o="urn:schemas-microsoft-com:office:office" xmlns:r="http://schemas.openxmlformats.org/officeDocument/2006/relationships" xmlns:m="http://schemas.openxmlformats.org/officeDocument/2006/math" xmlns:v="urn:schemas-microsoft-com:vml" xmlns:wp14="http://schemas.microsoft.com/office/word/2010/wordprocessingDrawing" xmlns:wp="http://schemas.openxmlformats.org/drawingml/2006/wordprocessingDrawing" xmlns:w10="urn:schemas-microsoft-com:office:word" xmlns:w="http://schemas.openxmlformats.org/wordprocessingml/2006/main" xmlns:w14="http://schemas.microsoft.com/office/word/2010/wordml" xmlns:w15="http://schemas.microsoft.com/office/word/2012/wordml" xmlns:w16cex="http://schemas.microsoft.com/office/word/2018/wordml/cex" xmlns:w16cid="http://schemas.microsoft.com/office/word/2016/wordml/cid" xmlns:w16="http://schemas.microsoft.com/office/word/2018/wordml" xmlns:w16sdtdh="http://schemas.microsoft.com/office/word/2020/wordml/sdtdatahash" xmlns:w16se="http://schemas.microsoft.com/office/word/2015/wordml/symex" xmlns:wpg="http://schemas.microsoft.com/office/word/2010/wordprocessingGroup" xmlns:wpi="http://schemas.microsoft.com/office/word/2010/wordprocessingInk" xmlns:wne="http://schemas.microsoft.com/office/word/2006/wordml" xmlns:wps="http://schemas.microsoft.com/office/word/2010/wordprocessingShape" mc:Ignorable="w14 w15 w16se w16cid w16 w16cex w16sdtdh wp14">
   <w:body>
     <w:tbl>
       <w:tblPr>
@@ -296,25 +296,22 @@
             </w:pPr>
             <w:sdt>
               <w:sdtPr>
-                <w:id w:val="670381224"/>
-                <w14:checkbox>
-                  <w14:checked w14:val="0"/>
-                  <w14:checkedState w14:val="2612" w14:font="MS Gothic"/>
-                  <w14:uncheckedState w14:val="2610" w14:font="MS Gothic"/>
-                </w14:checkbox>
-              </w:sdtPr>
-              <w:sdtContent>
-                <w:r>
-                  <w:rPr>
-                    <w:rFonts w:ascii="MS Gothic" w:eastAsia="MS Gothic" w:hAnsi="MS Gothic" w:hint="eastAsia"/>
-                  </w:rPr>
-                  <w:t>☐</w:t>
-                </w:r>
-              </w:sdtContent>
-            </w:sdt>
-            <w:r>
-              <w:t xml:space="preserve"> </w:t>
-            </w:r>
+                <w:id w:val="1259793650"/>
+                <w14:checkbox>
+                  <w14:checked w14:val="1"/>
+                  <w14:checkedState w14:val="2612" w14:font="MS Gothic"/>
+                  <w14:uncheckedState w14:val="2610" w14:font="MS Gothic"/>
+                </w14:checkbox>
+              </w:sdtPr>
+              <w:sdtContent>
+                <w:r>
+                  <w:rPr>
+                    <w:rFonts w:ascii="MS Gothic" w:eastAsia="MS Gothic" w:hAnsi="MS Gothic" w:hint="eastAsia"/>
+                  </w:rPr>
+                  <w:t>☒</w:t>
+                </w:r>
+              </w:sdtContent>
+            </w:sdt>
             <w:r>
               <w:t>потолок</w:t>
             </w:r>
@@ -330,6 +327,7 @@
                   <w14:uncheckedState w14:val="2610" w14:font="MS Gothic"/>
                 </w14:checkbox>
               </w:sdtPr>
+              <w:sdtEndPr/>
               <w:sdtContent>
                 <w:r>
                   <w:rPr>
@@ -351,6 +349,7 @@
                   <w14:uncheckedState w14:val="2610" w14:font="MS Gothic"/>
                 </w14:checkbox>
               </w:sdtPr>
+              <w:sdtEndPr/>
               <w:sdtContent>
                 <w:r>
                   <w:rPr>
@@ -400,6 +399,7 @@
                   <w14:uncheckedState w14:val="2610" w14:font="MS Gothic"/>
                 </w14:checkbox>
               </w:sdtPr>
+              <w:sdtEndPr/>
               <w:sdtContent>
                 <w:r>
                   <w:rPr>
@@ -439,6 +439,7 @@
                   <w14:uncheckedState w14:val="2610" w14:font="MS Gothic"/>
                 </w14:checkbox>
               </w:sdtPr>
+              <w:sdtEndPr/>
               <w:sdtContent>
                 <w:r>
                   <w:rPr>
@@ -478,6 +479,7 @@
                   <w14:uncheckedState w14:val="2610" w14:font="MS Gothic"/>
                 </w14:checkbox>
               </w:sdtPr>
+              <w:sdtEndPr/>
               <w:sdtContent>
                 <w:r>
                   <w:rPr>
@@ -530,6 +532,7 @@
                   <w14:uncheckedState w14:val="2610" w14:font="MS Gothic"/>
                 </w14:checkbox>
               </w:sdtPr>
+              <w:sdtEndPr/>
               <w:sdtContent>
                 <w:r>
                   <w:rPr>
@@ -554,6 +557,7 @@
                   <w14:uncheckedState w14:val="2610" w14:font="MS Gothic"/>
                 </w14:checkbox>
               </w:sdtPr>
+              <w:sdtEndPr/>
               <w:sdtContent>
                 <w:r>
                   <w:rPr>
@@ -563,13 +567,8 @@
                 </w:r>
               </w:sdtContent>
             </w:sdt>
-            <w:proofErr w:type="spellStart"/>
-            <w:r>
-              <w:t>индук</w:t>
-            </w:r>
-            <w:proofErr w:type="spellEnd"/>
-            <w:r>
-              <w:t xml:space="preserve">. </w:t>
+            <w:r>
+              <w:t xml:space="preserve">индук. </w:t>
             </w:r>
             <w:sdt>
               <w:sdtPr>
@@ -580,6 +579,7 @@
                   <w14:uncheckedState w14:val="2610" w14:font="MS Gothic"/>
                 </w14:checkbox>
               </w:sdtPr>
+              <w:sdtEndPr/>
               <w:sdtContent>
                 <w:r>
                   <w:rPr>
@@ -590,15 +590,7 @@
               </w:sdtContent>
             </w:sdt>
             <w:r>
-              <w:t xml:space="preserve"> </w:t>
-            </w:r>
-            <w:proofErr w:type="spellStart"/>
-            <w:r>
-              <w:t>элек</w:t>
-            </w:r>
-            <w:proofErr w:type="spellEnd"/>
-            <w:r>
-              <w:t xml:space="preserve">. </w:t>
+              <w:t xml:space="preserve"> элек. </w:t>
             </w:r>
             <w:sdt>
               <w:sdtPr>
@@ -609,6 +601,7 @@
                   <w14:uncheckedState w14:val="2610" w14:font="MS Gothic"/>
                 </w14:checkbox>
               </w:sdtPr>
+              <w:sdtEndPr/>
               <w:sdtContent>
                 <w:r>
                   <w:rPr>
@@ -655,6 +648,7 @@
                   <w14:uncheckedState w14:val="2610" w14:font="MS Gothic"/>
                 </w14:checkbox>
               </w:sdtPr>
+              <w:sdtEndPr/>
               <w:sdtContent>
                 <w:r>
                   <w:rPr>
@@ -711,6 +705,7 @@
                   <w14:uncheckedState w14:val="2610" w14:font="MS Gothic"/>
                 </w14:checkbox>
               </w:sdtPr>
+              <w:sdtEndPr/>
               <w:sdtContent>
                 <w:r>
                   <w:rPr>
@@ -743,6 +738,7 @@
                   <w14:uncheckedState w14:val="2610" w14:font="MS Gothic"/>
                 </w14:checkbox>
               </w:sdtPr>
+              <w:sdtEndPr/>
               <w:sdtContent>
                 <w:r>
                   <w:rPr>
@@ -753,10 +749,7 @@
               </w:sdtContent>
             </w:sdt>
             <w:r>
-              <w:t>вытяжные зонты</w:t>
-            </w:r>
-            <w:r>
-              <w:t xml:space="preserve"> </w:t>
+              <w:t xml:space="preserve">вытяжные зонты </w:t>
             </w:r>
             <w:sdt>
               <w:sdtPr>
@@ -767,6 +760,7 @@
                   <w14:uncheckedState w14:val="2610" w14:font="MS Gothic"/>
                 </w14:checkbox>
               </w:sdtPr>
+              <w:sdtEndPr/>
               <w:sdtContent>
                 <w:r>
                   <w:rPr>
@@ -777,10 +771,7 @@
               </w:sdtContent>
             </w:sdt>
             <w:r>
-              <w:t>Н</w:t>
-            </w:r>
-            <w:r>
-              <w:t xml:space="preserve"> </w:t>
+              <w:t xml:space="preserve">Н </w:t>
             </w:r>
             <w:sdt>
               <w:sdtPr>
@@ -791,6 +782,7 @@
                   <w14:uncheckedState w14:val="2610" w14:font="MS Gothic"/>
                 </w14:checkbox>
               </w:sdtPr>
+              <w:sdtEndPr/>
               <w:sdtContent>
                 <w:r>
                   <w:rPr>
@@ -836,6 +828,7 @@
                   <w14:uncheckedState w14:val="2610" w14:font="MS Gothic"/>
                 </w14:checkbox>
               </w:sdtPr>
+              <w:sdtEndPr/>
               <w:sdtContent>
                 <w:r>
                   <w:rPr>
@@ -874,6 +867,7 @@
                   <w14:uncheckedState w14:val="2610" w14:font="MS Gothic"/>
                 </w14:checkbox>
               </w:sdtPr>
+              <w:sdtEndPr/>
               <w:sdtContent>
                 <w:r>
                   <w:rPr>
@@ -922,6 +916,7 @@
                   <w14:uncheckedState w14:val="2610" w14:font="MS Gothic"/>
                 </w14:checkbox>
               </w:sdtPr>
+              <w:sdtEndPr/>
               <w:sdtContent>
                 <w:r>
                   <w:rPr>
@@ -956,6 +951,7 @@
                   <w14:uncheckedState w14:val="2610" w14:font="MS Gothic"/>
                 </w14:checkbox>
               </w:sdtPr>
+              <w:sdtEndPr/>
               <w:sdtContent>
                 <w:r>
                   <w:rPr>
@@ -1002,6 +998,7 @@
                   <w14:uncheckedState w14:val="2610" w14:font="MS Gothic"/>
                 </w14:checkbox>
               </w:sdtPr>
+              <w:sdtEndPr/>
               <w:sdtContent>
                 <w:r>
                   <w:rPr>
@@ -1049,6 +1046,7 @@
                   <w14:uncheckedState w14:val="2610" w14:font="MS Gothic"/>
                 </w14:checkbox>
               </w:sdtPr>
+              <w:sdtEndPr/>
               <w:sdtContent>
                 <w:r>
                   <w:rPr>
@@ -1084,6 +1082,7 @@
                   <w14:uncheckedState w14:val="2610" w14:font="MS Gothic"/>
                 </w14:checkbox>
               </w:sdtPr>
+              <w:sdtEndPr/>
               <w:sdtContent>
                 <w:r>
                   <w:rPr>
@@ -1132,6 +1131,7 @@
                   <w14:uncheckedState w14:val="2610" w14:font="MS Gothic"/>
                 </w14:checkbox>
               </w:sdtPr>
+              <w:sdtEndPr/>
               <w:sdtContent>
                 <w:r>
                   <w:rPr>
@@ -1168,6 +1168,7 @@
                   <w14:uncheckedState w14:val="2610" w14:font="MS Gothic"/>
                 </w14:checkbox>
               </w:sdtPr>
+              <w:sdtEndPr/>
               <w:sdtContent>
                 <w:r>
                   <w:rPr>
@@ -1213,6 +1214,7 @@
                   <w14:uncheckedState w14:val="2610" w14:font="MS Gothic"/>
                 </w14:checkbox>
               </w:sdtPr>
+              <w:sdtEndPr/>
               <w:sdtContent>
                 <w:r>
                   <w:rPr>
@@ -1248,6 +1250,7 @@
                   <w14:uncheckedState w14:val="2610" w14:font="MS Gothic"/>
                 </w14:checkbox>
               </w:sdtPr>
+              <w:sdtEndPr/>
               <w:sdtContent>
                 <w:r>
                   <w:rPr>
@@ -1293,6 +1296,7 @@
                   <w14:uncheckedState w14:val="2610" w14:font="MS Gothic"/>
                 </w14:checkbox>
               </w:sdtPr>
+              <w:sdtEndPr/>
               <w:sdtContent>
                 <w:r>
                   <w:rPr>
@@ -1302,13 +1306,8 @@
                 </w:r>
               </w:sdtContent>
             </w:sdt>
-            <w:proofErr w:type="spellStart"/>
-            <w:r>
-              <w:t>этикетировщики</w:t>
-            </w:r>
-            <w:proofErr w:type="spellEnd"/>
-            <w:r>
-              <w:t xml:space="preserve"> </w:t>
+            <w:r>
+              <w:t xml:space="preserve">этикетировщики </w:t>
             </w:r>
           </w:p>
         </w:tc>
@@ -1349,6 +1348,7 @@
                   <w14:uncheckedState w14:val="2610" w14:font="MS Gothic"/>
                 </w14:checkbox>
               </w:sdtPr>
+              <w:sdtEndPr/>
               <w:sdtContent>
                 <w:r>
                   <w:rPr>
@@ -1388,6 +1388,7 @@
                   <w14:uncheckedState w14:val="2610" w14:font="MS Gothic"/>
                 </w14:checkbox>
               </w:sdtPr>
+              <w:sdtEndPr/>
               <w:sdtContent>
                 <w:r>
                   <w:rPr>
@@ -1458,6 +1459,7 @@
                   <w14:uncheckedState w14:val="2610" w14:font="MS Gothic"/>
                 </w14:checkbox>
               </w:sdtPr>
+              <w:sdtEndPr/>
               <w:sdtContent>
                 <w:r>
                   <w:rPr>
@@ -1500,6 +1502,7 @@
                   <w14:uncheckedState w14:val="2610" w14:font="MS Gothic"/>
                 </w14:checkbox>
               </w:sdtPr>
+              <w:sdtEndPr/>
               <w:sdtContent>
                 <w:r>
                   <w:rPr>
@@ -1547,6 +1550,7 @@
                   <w14:uncheckedState w14:val="2610" w14:font="MS Gothic"/>
                 </w14:checkbox>
               </w:sdtPr>
+              <w:sdtEndPr/>
               <w:sdtContent>
                 <w:r>
                   <w:rPr>
@@ -1595,6 +1599,7 @@
                   <w14:uncheckedState w14:val="2610" w14:font="MS Gothic"/>
                 </w14:checkbox>
               </w:sdtPr>
+              <w:sdtEndPr/>
               <w:sdtContent>
                 <w:r>
                   <w:rPr>
@@ -1630,6 +1635,7 @@
                   <w14:uncheckedState w14:val="2610" w14:font="MS Gothic"/>
                 </w14:checkbox>
               </w:sdtPr>
+              <w:sdtEndPr/>
               <w:sdtContent>
                 <w:r>
                   <w:rPr>
@@ -1665,6 +1671,7 @@
                   <w14:uncheckedState w14:val="2610" w14:font="MS Gothic"/>
                 </w14:checkbox>
               </w:sdtPr>
+              <w:sdtEndPr/>
               <w:sdtContent>
                 <w:r>
                   <w:rPr>
@@ -1713,6 +1720,7 @@
                   <w14:uncheckedState w14:val="2610" w14:font="MS Gothic"/>
                 </w14:checkbox>
               </w:sdtPr>
+              <w:sdtEndPr/>
               <w:sdtContent>
                 <w:r>
                   <w:rPr>
@@ -1745,6 +1753,7 @@
                   <w14:uncheckedState w14:val="2610" w14:font="MS Gothic"/>
                 </w14:checkbox>
               </w:sdtPr>
+              <w:sdtEndPr/>
               <w:sdtContent>
                 <w:r>
                   <w:rPr>
@@ -1790,6 +1799,7 @@
                   <w14:uncheckedState w14:val="2610" w14:font="MS Gothic"/>
                 </w14:checkbox>
               </w:sdtPr>
+              <w:sdtEndPr/>
               <w:sdtContent>
                 <w:r>
                   <w:rPr>
@@ -1837,6 +1847,7 @@
                   <w14:uncheckedState w14:val="2610" w14:font="MS Gothic"/>
                 </w14:checkbox>
               </w:sdtPr>
+              <w:sdtEndPr/>
               <w:sdtContent>
                 <w:r>
                   <w:rPr>
@@ -1908,6 +1919,7 @@
                   <w14:uncheckedState w14:val="2610" w14:font="MS Gothic"/>
                 </w14:checkbox>
               </w:sdtPr>
+              <w:sdtEndPr/>
               <w:sdtContent>
                 <w:r>
                   <w:rPr>
@@ -1940,6 +1952,7 @@
                   <w14:uncheckedState w14:val="2610" w14:font="MS Gothic"/>
                 </w14:checkbox>
               </w:sdtPr>
+              <w:sdtEndPr/>
               <w:sdtContent>
                 <w:r>
                   <w:rPr>
@@ -1950,13 +1963,8 @@
               </w:sdtContent>
             </w:sdt>
             <w:r>
-              <w:t xml:space="preserve"> </w:t>
-            </w:r>
-            <w:proofErr w:type="spellStart"/>
-            <w:r>
-              <w:t>мусаты</w:t>
-            </w:r>
-            <w:proofErr w:type="spellEnd"/>
+              <w:t xml:space="preserve"> мусаты</w:t>
+            </w:r>
           </w:p>
         </w:tc>
         <w:tc>
@@ -1977,6 +1985,7 @@
                   <w14:uncheckedState w14:val="2610" w14:font="MS Gothic"/>
                 </w14:checkbox>
               </w:sdtPr>
+              <w:sdtEndPr/>
               <w:sdtContent>
                 <w:r>
                   <w:rPr>
@@ -2026,6 +2035,7 @@
                   <w14:uncheckedState w14:val="2610" w14:font="MS Gothic"/>
                 </w14:checkbox>
               </w:sdtPr>
+              <w:sdtEndPr/>
               <w:sdtContent>
                 <w:r>
                   <w:rPr>
@@ -2035,13 +2045,8 @@
                 </w:r>
               </w:sdtContent>
             </w:sdt>
-            <w:proofErr w:type="spellStart"/>
-            <w:r>
-              <w:t>расстоечные</w:t>
-            </w:r>
-            <w:proofErr w:type="spellEnd"/>
-            <w:r>
-              <w:t xml:space="preserve"> шкафы</w:t>
+            <w:r>
+              <w:t>расстоечные шкафы</w:t>
             </w:r>
           </w:p>
         </w:tc>
@@ -2073,6 +2078,7 @@
                   <w14:uncheckedState w14:val="2610" w14:font="MS Gothic"/>
                 </w14:checkbox>
               </w:sdtPr>
+              <w:sdtEndPr/>
               <w:sdtContent>
                 <w:r>
                   <w:rPr>
@@ -2089,13 +2095,8 @@
               <w:t>е</w:t>
             </w:r>
             <w:r>
-              <w:t xml:space="preserve"> </w:t>
-            </w:r>
-            <w:proofErr w:type="spellStart"/>
-            <w:r>
-              <w:t>клипсаторы</w:t>
-            </w:r>
-            <w:proofErr w:type="spellEnd"/>
+              <w:t xml:space="preserve"> клипсаторы</w:t>
+            </w:r>
           </w:p>
         </w:tc>
         <w:tc>
@@ -2131,6 +2132,7 @@
                   <w14:uncheckedState w14:val="2610" w14:font="MS Gothic"/>
                 </w14:checkbox>
               </w:sdtPr>
+              <w:sdtEndPr/>
               <w:sdtContent>
                 <w:r>
                   <w:rPr>
@@ -2175,25 +2177,7 @@
                 <w:sz w:val="14"/>
                 <w:szCs w:val="14"/>
               </w:rPr>
-              <w:t xml:space="preserve">плитка, </w:t>
-            </w:r>
-            <w:proofErr w:type="spellStart"/>
-            <w:proofErr w:type="gramStart"/>
-            <w:r>
-              <w:rPr>
-                <w:sz w:val="14"/>
-                <w:szCs w:val="14"/>
-              </w:rPr>
-              <w:t>метл.лист</w:t>
-            </w:r>
-            <w:proofErr w:type="spellEnd"/>
-            <w:proofErr w:type="gramEnd"/>
-            <w:r>
-              <w:rPr>
-                <w:sz w:val="14"/>
-                <w:szCs w:val="14"/>
-              </w:rPr>
-              <w:t>, сэндвич-панель</w:t>
+              <w:t>плитка, метл.лист, сэндвич-панель</w:t>
             </w:r>
           </w:p>
         </w:tc>
@@ -2228,6 +2212,7 @@
                   <w14:uncheckedState w14:val="2610" w14:font="MS Gothic"/>
                 </w14:checkbox>
               </w:sdtPr>
+              <w:sdtEndPr/>
               <w:sdtContent>
                 <w:r>
                   <w:rPr>
@@ -2260,6 +2245,7 @@
                   <w14:uncheckedState w14:val="2610" w14:font="MS Gothic"/>
                 </w14:checkbox>
               </w:sdtPr>
+              <w:sdtEndPr/>
               <w:sdtContent>
                 <w:r>
                   <w:rPr>
@@ -2292,6 +2278,7 @@
                   <w14:uncheckedState w14:val="2610" w14:font="MS Gothic"/>
                 </w14:checkbox>
               </w:sdtPr>
+              <w:sdtEndPr/>
               <w:sdtContent>
                 <w:r>
                   <w:rPr>
@@ -2334,6 +2321,7 @@
                   <w14:uncheckedState w14:val="2610" w14:font="MS Gothic"/>
                 </w14:checkbox>
               </w:sdtPr>
+              <w:sdtEndPr/>
               <w:sdtContent>
                 <w:r>
                   <w:rPr>
@@ -2376,6 +2364,7 @@
                   <w14:uncheckedState w14:val="2610" w14:font="MS Gothic"/>
                 </w14:checkbox>
               </w:sdtPr>
+              <w:sdtEndPr/>
               <w:sdtContent>
                 <w:r>
                   <w:rPr>
@@ -2429,6 +2418,7 @@
                   <w14:uncheckedState w14:val="2610" w14:font="MS Gothic"/>
                 </w14:checkbox>
               </w:sdtPr>
+              <w:sdtEndPr/>
               <w:sdtContent>
                 <w:r>
                   <w:rPr>
@@ -2470,6 +2460,7 @@
                   <w14:uncheckedState w14:val="2610" w14:font="MS Gothic"/>
                 </w14:checkbox>
               </w:sdtPr>
+              <w:sdtEndPr/>
               <w:sdtContent>
                 <w:r>
                   <w:rPr>
@@ -2515,6 +2506,7 @@
                   <w14:uncheckedState w14:val="2610" w14:font="MS Gothic"/>
                 </w14:checkbox>
               </w:sdtPr>
+              <w:sdtEndPr/>
               <w:sdtContent>
                 <w:r>
                   <w:rPr>
@@ -2524,11 +2516,9 @@
                 </w:r>
               </w:sdtContent>
             </w:sdt>
-            <w:proofErr w:type="spellStart"/>
             <w:r>
               <w:t>гастроёмкости</w:t>
             </w:r>
-            <w:proofErr w:type="spellEnd"/>
           </w:p>
         </w:tc>
         <w:tc>
@@ -2601,6 +2591,7 @@
                   <w14:uncheckedState w14:val="2610" w14:font="MS Gothic"/>
                 </w14:checkbox>
               </w:sdtPr>
+              <w:sdtEndPr/>
               <w:sdtContent>
                 <w:r>
                   <w:rPr>
@@ -2637,6 +2628,7 @@
                   <w14:uncheckedState w14:val="2610" w14:font="MS Gothic"/>
                 </w14:checkbox>
               </w:sdtPr>
+              <w:sdtEndPr/>
               <w:sdtContent>
                 <w:r>
                   <w:rPr>
@@ -2685,6 +2677,7 @@
                   <w14:uncheckedState w14:val="2610" w14:font="MS Gothic"/>
                 </w14:checkbox>
               </w:sdtPr>
+              <w:sdtEndPr/>
               <w:sdtContent>
                 <w:r>
                   <w:rPr>
@@ -2709,6 +2702,7 @@
                   <w14:uncheckedState w14:val="2610" w14:font="MS Gothic"/>
                 </w14:checkbox>
               </w:sdtPr>
+              <w:sdtEndPr/>
               <w:sdtContent>
                 <w:r>
                   <w:rPr>
@@ -2730,6 +2724,7 @@
                   <w14:uncheckedState w14:val="2610" w14:font="MS Gothic"/>
                 </w14:checkbox>
               </w:sdtPr>
+              <w:sdtEndPr/>
               <w:sdtContent>
                 <w:r>
                   <w:rPr>
@@ -2751,6 +2746,7 @@
                   <w14:uncheckedState w14:val="2610" w14:font="MS Gothic"/>
                 </w14:checkbox>
               </w:sdtPr>
+              <w:sdtEndPr/>
               <w:sdtContent>
                 <w:r>
                   <w:rPr>
@@ -2799,6 +2795,7 @@
                   <w14:uncheckedState w14:val="2610" w14:font="MS Gothic"/>
                 </w14:checkbox>
               </w:sdtPr>
+              <w:sdtEndPr/>
               <w:sdtContent>
                 <w:r>
                   <w:rPr>
@@ -2823,6 +2820,7 @@
                   <w14:uncheckedState w14:val="2610" w14:font="MS Gothic"/>
                 </w14:checkbox>
               </w:sdtPr>
+              <w:sdtEndPr/>
               <w:sdtContent>
                 <w:r>
                   <w:rPr>
@@ -2844,6 +2842,7 @@
                   <w14:uncheckedState w14:val="2610" w14:font="MS Gothic"/>
                 </w14:checkbox>
               </w:sdtPr>
+              <w:sdtEndPr/>
               <w:sdtContent>
                 <w:r>
                   <w:rPr>
@@ -2889,6 +2888,7 @@
                   <w14:uncheckedState w14:val="2610" w14:font="MS Gothic"/>
                 </w14:checkbox>
               </w:sdtPr>
+              <w:sdtEndPr/>
               <w:sdtContent>
                 <w:r>
                   <w:rPr>
@@ -2924,6 +2924,7 @@
                   <w14:uncheckedState w14:val="2610" w14:font="MS Gothic"/>
                 </w14:checkbox>
               </w:sdtPr>
+              <w:sdtEndPr/>
               <w:sdtContent>
                 <w:r>
                   <w:rPr>
@@ -2974,6 +2975,7 @@
                   <w14:uncheckedState w14:val="2610" w14:font="MS Gothic"/>
                 </w14:checkbox>
               </w:sdtPr>
+              <w:sdtEndPr/>
               <w:sdtContent>
                 <w:r>
                   <w:rPr>
@@ -3025,6 +3027,7 @@
                   <w14:uncheckedState w14:val="2610" w14:font="MS Gothic"/>
                 </w14:checkbox>
               </w:sdtPr>
+              <w:sdtEndPr/>
               <w:sdtContent>
                 <w:r>
                   <w:rPr>
@@ -3049,6 +3052,7 @@
                   <w14:uncheckedState w14:val="2610" w14:font="MS Gothic"/>
                 </w14:checkbox>
               </w:sdtPr>
+              <w:sdtEndPr/>
               <w:sdtContent>
                 <w:r>
                   <w:rPr>
@@ -3070,6 +3074,7 @@
                   <w14:uncheckedState w14:val="2610" w14:font="MS Gothic"/>
                 </w14:checkbox>
               </w:sdtPr>
+              <w:sdtEndPr/>
               <w:sdtContent>
                 <w:r>
                   <w:rPr>
@@ -3115,6 +3120,7 @@
                   <w14:uncheckedState w14:val="2610" w14:font="MS Gothic"/>
                 </w14:checkbox>
               </w:sdtPr>
+              <w:sdtEndPr/>
               <w:sdtContent>
                 <w:r>
                   <w:rPr>
@@ -3136,6 +3142,7 @@
                   <w14:uncheckedState w14:val="2610" w14:font="MS Gothic"/>
                 </w14:checkbox>
               </w:sdtPr>
+              <w:sdtEndPr/>
               <w:sdtContent>
                 <w:r>
                   <w:rPr>
@@ -3157,6 +3164,7 @@
                   <w14:uncheckedState w14:val="2610" w14:font="MS Gothic"/>
                 </w14:checkbox>
               </w:sdtPr>
+              <w:sdtEndPr/>
               <w:sdtContent>
                 <w:r>
                   <w:rPr>
@@ -3205,6 +3213,7 @@
                   <w14:uncheckedState w14:val="2610" w14:font="MS Gothic"/>
                 </w14:checkbox>
               </w:sdtPr>
+              <w:sdtEndPr/>
               <w:sdtContent>
                 <w:r>
                   <w:rPr>
@@ -3239,6 +3248,7 @@
                   <w14:uncheckedState w14:val="2610" w14:font="MS Gothic"/>
                 </w14:checkbox>
               </w:sdtPr>
+              <w:sdtEndPr/>
               <w:sdtContent>
                 <w:r>
                   <w:rPr>
@@ -3248,11 +3258,9 @@
                 </w:r>
               </w:sdtContent>
             </w:sdt>
-            <w:proofErr w:type="spellStart"/>
             <w:r>
               <w:t>слайсера</w:t>
             </w:r>
-            <w:proofErr w:type="spellEnd"/>
           </w:p>
         </w:tc>
         <w:tc>
@@ -3291,6 +3299,7 @@
                   <w14:uncheckedState w14:val="2610" w14:font="MS Gothic"/>
                 </w14:checkbox>
               </w:sdtPr>
+              <w:sdtEndPr/>
               <w:sdtContent>
                 <w:r>
                   <w:rPr>
@@ -3329,6 +3338,7 @@
                   <w14:uncheckedState w14:val="2610" w14:font="MS Gothic"/>
                 </w14:checkbox>
               </w:sdtPr>
+              <w:sdtEndPr/>
               <w:sdtContent>
                 <w:r>
                   <w:rPr>
@@ -3364,6 +3374,7 @@
                   <w14:uncheckedState w14:val="2610" w14:font="MS Gothic"/>
                 </w14:checkbox>
               </w:sdtPr>
+              <w:sdtEndPr/>
               <w:sdtContent>
                 <w:r>
                   <w:rPr>
@@ -3409,6 +3420,7 @@
                   <w14:uncheckedState w14:val="2610" w14:font="MS Gothic"/>
                 </w14:checkbox>
               </w:sdtPr>
+              <w:sdtEndPr/>
               <w:sdtContent>
                 <w:r>
                   <w:rPr>
@@ -3436,6 +3448,7 @@
                   <w14:uncheckedState w14:val="2610" w14:font="MS Gothic"/>
                 </w14:checkbox>
               </w:sdtPr>
+              <w:sdtEndPr/>
               <w:sdtContent>
                 <w:r>
                   <w:rPr>
@@ -3457,6 +3470,7 @@
                   <w14:uncheckedState w14:val="2610" w14:font="MS Gothic"/>
                 </w14:checkbox>
               </w:sdtPr>
+              <w:sdtEndPr/>
               <w:sdtContent>
                 <w:r>
                   <w:rPr>
@@ -3503,6 +3517,7 @@
                   <w14:uncheckedState w14:val="2610" w14:font="MS Gothic"/>
                 </w14:checkbox>
               </w:sdtPr>
+              <w:sdtEndPr/>
               <w:sdtContent>
                 <w:r>
                   <w:rPr>
@@ -3539,6 +3554,7 @@
                   <w14:uncheckedState w14:val="2610" w14:font="MS Gothic"/>
                 </w14:checkbox>
               </w:sdtPr>
+              <w:sdtEndPr/>
               <w:sdtContent>
                 <w:r>
                   <w:rPr>
@@ -3587,6 +3603,7 @@
                   <w14:uncheckedState w14:val="2610" w14:font="MS Gothic"/>
                 </w14:checkbox>
               </w:sdtPr>
+              <w:sdtEndPr/>
               <w:sdtContent>
                 <w:r>
                   <w:rPr>
@@ -3634,6 +3651,7 @@
                   <w14:uncheckedState w14:val="2610" w14:font="MS Gothic"/>
                 </w14:checkbox>
               </w:sdtPr>
+              <w:sdtEndPr/>
               <w:sdtContent>
                 <w:r>
                   <w:rPr>
@@ -3669,6 +3687,7 @@
                   <w14:uncheckedState w14:val="2610" w14:font="MS Gothic"/>
                 </w14:checkbox>
               </w:sdtPr>
+              <w:sdtEndPr/>
               <w:sdtContent>
                 <w:r>
                   <w:rPr>
@@ -3714,6 +3733,7 @@
                   <w14:uncheckedState w14:val="2610" w14:font="MS Gothic"/>
                 </w14:checkbox>
               </w:sdtPr>
+              <w:sdtEndPr/>
               <w:sdtContent>
                 <w:r>
                   <w:rPr>
@@ -3723,13 +3743,8 @@
                 </w:r>
               </w:sdtContent>
             </w:sdt>
-            <w:proofErr w:type="spellStart"/>
-            <w:r>
-              <w:t>силапеновые</w:t>
-            </w:r>
-            <w:proofErr w:type="spellEnd"/>
-            <w:r>
-              <w:t xml:space="preserve"> коврики</w:t>
+            <w:r>
+              <w:t>силапеновые коврики</w:t>
             </w:r>
           </w:p>
         </w:tc>
@@ -3765,6 +3780,7 @@
                   <w14:uncheckedState w14:val="2610" w14:font="MS Gothic"/>
                 </w14:checkbox>
               </w:sdtPr>
+              <w:sdtEndPr/>
               <w:sdtContent>
                 <w:r>
                   <w:rPr>
@@ -3774,11 +3790,9 @@
                 </w:r>
               </w:sdtContent>
             </w:sdt>
-            <w:proofErr w:type="spellStart"/>
             <w:r>
               <w:t>бисквиторезки</w:t>
             </w:r>
-            <w:proofErr w:type="spellEnd"/>
             <w:r>
               <w:t xml:space="preserve"> </w:t>
             </w:r>
@@ -3807,6 +3821,7 @@
                   <w14:uncheckedState w14:val="2610" w14:font="MS Gothic"/>
                 </w14:checkbox>
               </w:sdtPr>
+              <w:sdtEndPr/>
               <w:sdtContent>
                 <w:r>
                   <w:rPr>
@@ -3858,6 +3873,7 @@
                   <w14:uncheckedState w14:val="2610" w14:font="MS Gothic"/>
                 </w14:checkbox>
               </w:sdtPr>
+              <w:sdtEndPr/>
               <w:sdtContent>
                 <w:r>
                   <w:rPr>
@@ -3908,6 +3924,7 @@
                   <w14:uncheckedState w14:val="2610" w14:font="MS Gothic"/>
                 </w14:checkbox>
               </w:sdtPr>
+              <w:sdtEndPr/>
               <w:sdtContent>
                 <w:r>
                   <w:rPr>
@@ -3944,6 +3961,7 @@
                   <w14:uncheckedState w14:val="2610" w14:font="MS Gothic"/>
                 </w14:checkbox>
               </w:sdtPr>
+              <w:sdtEndPr/>
               <w:sdtContent>
                 <w:r>
                   <w:rPr>
@@ -3992,6 +4010,7 @@
                   <w14:uncheckedState w14:val="2610" w14:font="MS Gothic"/>
                 </w14:checkbox>
               </w:sdtPr>
+              <w:sdtEndPr/>
               <w:sdtContent>
                 <w:r>
                   <w:rPr>
@@ -4038,6 +4057,7 @@
                   <w14:uncheckedState w14:val="2610" w14:font="MS Gothic"/>
                 </w14:checkbox>
               </w:sdtPr>
+              <w:sdtEndPr/>
               <w:sdtContent>
                 <w:r>
                   <w:rPr>
@@ -4074,6 +4094,7 @@
                   <w14:uncheckedState w14:val="2610" w14:font="MS Gothic"/>
                 </w14:checkbox>
               </w:sdtPr>
+              <w:sdtEndPr/>
               <w:sdtContent>
                 <w:r>
                   <w:rPr>
@@ -4086,11 +4107,9 @@
             <w:r>
               <w:t xml:space="preserve"> </w:t>
             </w:r>
-            <w:proofErr w:type="spellStart"/>
             <w:r>
               <w:t>тестоделители</w:t>
             </w:r>
-            <w:proofErr w:type="spellEnd"/>
           </w:p>
         </w:tc>
         <w:tc>
@@ -4127,6 +4146,7 @@
                   <w14:uncheckedState w14:val="2610" w14:font="MS Gothic"/>
                 </w14:checkbox>
               </w:sdtPr>
+              <w:sdtEndPr/>
               <w:sdtContent>
                 <w:r>
                   <w:rPr>
@@ -4174,6 +4194,7 @@
                   <w14:uncheckedState w14:val="2610" w14:font="MS Gothic"/>
                 </w14:checkbox>
               </w:sdtPr>
+              <w:sdtEndPr/>
               <w:sdtContent>
                 <w:r>
                   <w:rPr>
@@ -4212,6 +4233,7 @@
                   <w14:uncheckedState w14:val="2610" w14:font="MS Gothic"/>
                 </w14:checkbox>
               </w:sdtPr>
+              <w:sdtEndPr/>
               <w:sdtContent>
                 <w:r>
                   <w:rPr>
@@ -4260,6 +4282,7 @@
                   <w14:uncheckedState w14:val="2610" w14:font="MS Gothic"/>
                 </w14:checkbox>
               </w:sdtPr>
+              <w:sdtEndPr/>
               <w:sdtContent>
                 <w:r>
                   <w:rPr>
@@ -4269,11 +4292,9 @@
                 </w:r>
               </w:sdtContent>
             </w:sdt>
-            <w:proofErr w:type="spellStart"/>
             <w:r>
               <w:t>дежи</w:t>
             </w:r>
-            <w:proofErr w:type="spellEnd"/>
             <w:r>
               <w:t xml:space="preserve"> </w:t>
             </w:r>
@@ -4297,6 +4318,7 @@
                   <w14:uncheckedState w14:val="2610" w14:font="MS Gothic"/>
                 </w14:checkbox>
               </w:sdtPr>
+              <w:sdtEndPr/>
               <w:sdtContent>
                 <w:r>
                   <w:rPr>
@@ -4349,6 +4371,7 @@
                   <w14:uncheckedState w14:val="2610" w14:font="MS Gothic"/>
                 </w14:checkbox>
               </w:sdtPr>
+              <w:sdtEndPr/>
               <w:sdtContent>
                 <w:r>
                   <w:rPr>
@@ -4358,14 +4381,12 @@
                 </w:r>
               </w:sdtContent>
             </w:sdt>
-            <w:proofErr w:type="spellStart"/>
             <w:r>
               <w:t>т</w:t>
             </w:r>
             <w:r>
               <w:t>естоокруглители</w:t>
             </w:r>
-            <w:proofErr w:type="spellEnd"/>
             <w:r>
               <w:t xml:space="preserve"> </w:t>
             </w:r>
@@ -4393,6 +4414,7 @@
                   <w14:uncheckedState w14:val="2610" w14:font="MS Gothic"/>
                 </w14:checkbox>
               </w:sdtPr>
+              <w:sdtEndPr/>
               <w:sdtContent>
                 <w:r>
                   <w:rPr>
@@ -4402,11 +4424,9 @@
                 </w:r>
               </w:sdtContent>
             </w:sdt>
-            <w:proofErr w:type="spellStart"/>
             <w:r>
               <w:t>тестораскатки</w:t>
             </w:r>
-            <w:proofErr w:type="spellEnd"/>
           </w:p>
         </w:tc>
         <w:tc>
@@ -4441,6 +4461,7 @@
                   <w14:uncheckedState w14:val="2610" w14:font="MS Gothic"/>
                 </w14:checkbox>
               </w:sdtPr>
+              <w:sdtEndPr/>
               <w:sdtContent>
                 <w:r>
                   <w:rPr>
@@ -4488,6 +4509,7 @@
                   <w14:uncheckedState w14:val="2610" w14:font="MS Gothic"/>
                 </w14:checkbox>
               </w:sdtPr>
+              <w:sdtEndPr/>
               <w:sdtContent>
                 <w:r>
                   <w:rPr>
@@ -4523,6 +4545,7 @@
                   <w14:uncheckedState w14:val="2610" w14:font="MS Gothic"/>
                 </w14:checkbox>
               </w:sdtPr>
+              <w:sdtEndPr/>
               <w:sdtContent>
                 <w:r>
                   <w:rPr>
@@ -4571,6 +4594,7 @@
                   <w14:uncheckedState w14:val="2610" w14:font="MS Gothic"/>
                 </w14:checkbox>
               </w:sdtPr>
+              <w:sdtEndPr/>
               <w:sdtContent>
                 <w:r>
                   <w:rPr>
@@ -4583,11 +4607,9 @@
             <w:r>
               <w:t xml:space="preserve">ёмкости для </w:t>
             </w:r>
-            <w:proofErr w:type="spellStart"/>
             <w:r>
               <w:t>перетаривания</w:t>
             </w:r>
-            <w:proofErr w:type="spellEnd"/>
           </w:p>
         </w:tc>
         <w:tc>
@@ -4622,6 +4644,7 @@
                   <w14:uncheckedState w14:val="2610" w14:font="MS Gothic"/>
                 </w14:checkbox>
               </w:sdtPr>
+              <w:sdtEndPr/>
               <w:sdtContent>
                 <w:r>
                   <w:rPr>
@@ -4671,6 +4694,7 @@
                   <w14:uncheckedState w14:val="2610" w14:font="MS Gothic"/>
                 </w14:checkbox>
               </w:sdtPr>
+              <w:sdtEndPr/>
               <w:sdtContent>
                 <w:r>
                   <w:rPr>
@@ -4715,6 +4739,7 @@
                   <w14:uncheckedState w14:val="2610" w14:font="MS Gothic"/>
                 </w14:checkbox>
               </w:sdtPr>
+              <w:sdtEndPr/>
               <w:sdtContent>
                 <w:r>
                   <w:rPr>
@@ -4753,6 +4778,7 @@
                   <w14:uncheckedState w14:val="2610" w14:font="MS Gothic"/>
                 </w14:checkbox>
               </w:sdtPr>
+              <w:sdtEndPr/>
               <w:sdtContent>
                 <w:r>
                   <w:rPr>
@@ -4798,6 +4824,7 @@
                   <w14:uncheckedState w14:val="2610" w14:font="MS Gothic"/>
                 </w14:checkbox>
               </w:sdtPr>
+              <w:sdtEndPr/>
               <w:sdtContent>
                 <w:r>
                   <w:rPr>
@@ -4841,6 +4868,7 @@
                   <w14:uncheckedState w14:val="2610" w14:font="MS Gothic"/>
                 </w14:checkbox>
               </w:sdtPr>
+              <w:sdtEndPr/>
               <w:sdtContent>
                 <w:r>
                   <w:rPr>
@@ -4850,11 +4878,9 @@
                 </w:r>
               </w:sdtContent>
             </w:sdt>
-            <w:proofErr w:type="spellStart"/>
             <w:r>
               <w:t>тарталетницы</w:t>
             </w:r>
-            <w:proofErr w:type="spellEnd"/>
           </w:p>
         </w:tc>
         <w:tc>
@@ -4886,6 +4912,7 @@
                   <w14:uncheckedState w14:val="2610" w14:font="MS Gothic"/>
                 </w14:checkbox>
               </w:sdtPr>
+              <w:sdtEndPr/>
               <w:sdtContent>
                 <w:r>
                   <w:rPr>
@@ -4930,6 +4957,7 @@
                   <w14:uncheckedState w14:val="2610" w14:font="MS Gothic"/>
                 </w14:checkbox>
               </w:sdtPr>
+              <w:sdtEndPr/>
               <w:sdtContent>
                 <w:r>
                   <w:rPr>
@@ -4942,13 +4970,8 @@
             <w:r>
               <w:t xml:space="preserve"> </w:t>
             </w:r>
-            <w:proofErr w:type="spellStart"/>
-            <w:r>
-              <w:t>демосистема</w:t>
-            </w:r>
-            <w:proofErr w:type="spellEnd"/>
-            <w:r>
-              <w:t xml:space="preserve"> (контактная поверхность)</w:t>
+            <w:r>
+              <w:t>демосистема (контактная поверхность)</w:t>
             </w:r>
           </w:p>
         </w:tc>
@@ -4980,6 +5003,7 @@
                   <w14:uncheckedState w14:val="2610" w14:font="MS Gothic"/>
                 </w14:checkbox>
               </w:sdtPr>
+              <w:sdtEndPr/>
               <w:sdtContent>
                 <w:r>
                   <w:rPr>
@@ -5026,6 +5050,7 @@
                   <w14:uncheckedState w14:val="2610" w14:font="MS Gothic"/>
                 </w14:checkbox>
               </w:sdtPr>
+              <w:sdtEndPr/>
               <w:sdtContent>
                 <w:r>
                   <w:rPr>
@@ -5069,6 +5094,7 @@
                   <w14:uncheckedState w14:val="2610" w14:font="MS Gothic"/>
                 </w14:checkbox>
               </w:sdtPr>
+              <w:sdtEndPr/>
               <w:sdtContent>
                 <w:r>
                   <w:rPr>
@@ -5113,6 +5139,7 @@
                   <w14:uncheckedState w14:val="2610" w14:font="MS Gothic"/>
                 </w14:checkbox>
               </w:sdtPr>
+              <w:sdtEndPr/>
               <w:sdtContent>
                 <w:r>
                   <w:rPr>
@@ -5151,6 +5178,7 @@
                   <w14:uncheckedState w14:val="2610" w14:font="MS Gothic"/>
                 </w14:checkbox>
               </w:sdtPr>
+              <w:sdtEndPr/>
               <w:sdtContent>
                 <w:r>
                   <w:rPr>
@@ -5210,6 +5238,7 @@
                   <w14:uncheckedState w14:val="2610" w14:font="MS Gothic"/>
                 </w14:checkbox>
               </w:sdtPr>
+              <w:sdtEndPr/>
               <w:sdtContent>
                 <w:r>
                   <w:rPr>
@@ -5256,6 +5285,7 @@
                   <w14:uncheckedState w14:val="2610" w14:font="MS Gothic"/>
                 </w14:checkbox>
               </w:sdtPr>
+              <w:sdtEndPr/>
               <w:sdtContent>
                 <w:r>
                   <w:rPr>
@@ -5299,6 +5329,7 @@
                   <w14:uncheckedState w14:val="2610" w14:font="MS Gothic"/>
                 </w14:checkbox>
               </w:sdtPr>
+              <w:sdtEndPr/>
               <w:sdtContent>
                 <w:r>
                   <w:rPr>
@@ -5343,6 +5374,7 @@
                   <w14:uncheckedState w14:val="2610" w14:font="MS Gothic"/>
                 </w14:checkbox>
               </w:sdtPr>
+              <w:sdtEndPr/>
               <w:sdtContent>
                 <w:r>
                   <w:rPr>
@@ -5390,6 +5422,7 @@
                   <w14:uncheckedState w14:val="2610" w14:font="MS Gothic"/>
                 </w14:checkbox>
               </w:sdtPr>
+              <w:sdtEndPr/>
               <w:sdtContent>
                 <w:r>
                   <w:rPr>
@@ -5441,6 +5474,7 @@
                   <w14:uncheckedState w14:val="2610" w14:font="MS Gothic"/>
                 </w14:checkbox>
               </w:sdtPr>
+              <w:sdtEndPr/>
               <w:sdtContent>
                 <w:r>
                   <w:rPr>
@@ -5490,6 +5524,7 @@
                   <w14:uncheckedState w14:val="2610" w14:font="MS Gothic"/>
                 </w14:checkbox>
               </w:sdtPr>
+              <w:sdtEndPr/>
               <w:sdtContent>
                 <w:r>
                   <w:rPr>
@@ -5533,6 +5568,7 @@
                   <w14:uncheckedState w14:val="2610" w14:font="MS Gothic"/>
                 </w14:checkbox>
               </w:sdtPr>
+              <w:sdtEndPr/>
               <w:sdtContent>
                 <w:r>
                   <w:rPr>
@@ -5577,6 +5613,7 @@
                   <w14:uncheckedState w14:val="2610" w14:font="MS Gothic"/>
                 </w14:checkbox>
               </w:sdtPr>
+              <w:sdtEndPr/>
               <w:sdtContent>
                 <w:r>
                   <w:rPr>
@@ -5612,6 +5649,7 @@
                   <w14:uncheckedState w14:val="2610" w14:font="MS Gothic"/>
                 </w14:checkbox>
               </w:sdtPr>
+              <w:sdtEndPr/>
               <w:sdtContent>
                 <w:r>
                   <w:rPr>
@@ -5647,6 +5685,7 @@
                   <w14:uncheckedState w14:val="2610" w14:font="MS Gothic"/>
                 </w14:checkbox>
               </w:sdtPr>
+              <w:sdtEndPr/>
               <w:sdtContent>
                 <w:r>
                   <w:rPr>
@@ -5695,6 +5734,7 @@
                   <w14:uncheckedState w14:val="2610" w14:font="MS Gothic"/>
                 </w14:checkbox>
               </w:sdtPr>
+              <w:sdtEndPr/>
               <w:sdtContent>
                 <w:r>
                   <w:rPr>
@@ -5747,6 +5787,7 @@
                   <w14:uncheckedState w14:val="2610" w14:font="MS Gothic"/>
                 </w14:checkbox>
               </w:sdtPr>
+              <w:sdtEndPr/>
               <w:sdtContent>
                 <w:r>
                   <w:rPr>
@@ -5757,13 +5798,8 @@
               </w:sdtContent>
             </w:sdt>
             <w:r>
-              <w:t xml:space="preserve">машина для резки </w:t>
-            </w:r>
-            <w:proofErr w:type="spellStart"/>
-            <w:r>
-              <w:t>конд</w:t>
-            </w:r>
-            <w:proofErr w:type="spellEnd"/>
+              <w:t>машина для резки конд</w:t>
+            </w:r>
             <w:r>
               <w:t>.</w:t>
             </w:r>
@@ -5801,6 +5837,7 @@
                   <w14:uncheckedState w14:val="2610" w14:font="MS Gothic"/>
                 </w14:checkbox>
               </w:sdtPr>
+              <w:sdtEndPr/>
               <w:sdtContent>
                 <w:r>
                   <w:rPr>
@@ -5845,6 +5882,7 @@
                   <w14:uncheckedState w14:val="2610" w14:font="MS Gothic"/>
                 </w14:checkbox>
               </w:sdtPr>
+              <w:sdtEndPr/>
               <w:sdtContent>
                 <w:r>
                   <w:rPr>
@@ -5877,6 +5915,7 @@
                   <w14:uncheckedState w14:val="2610" w14:font="MS Gothic"/>
                 </w14:checkbox>
               </w:sdtPr>
+              <w:sdtEndPr/>
               <w:sdtContent>
                 <w:r>
                   <w:rPr>
@@ -5919,6 +5958,7 @@
                   <w14:uncheckedState w14:val="2610" w14:font="MS Gothic"/>
                 </w14:checkbox>
               </w:sdtPr>
+              <w:sdtEndPr/>
               <w:sdtContent>
                 <w:r>
                   <w:rPr>
@@ -5962,6 +6002,7 @@
                   <w14:uncheckedState w14:val="2610" w14:font="MS Gothic"/>
                 </w14:checkbox>
               </w:sdtPr>
+              <w:sdtEndPr/>
               <w:sdtContent>
                 <w:r>
                   <w:rPr>
@@ -6008,6 +6049,7 @@
                   <w14:uncheckedState w14:val="2610" w14:font="MS Gothic"/>
                 </w14:checkbox>
               </w:sdtPr>
+              <w:sdtEndPr/>
               <w:sdtContent>
                 <w:r>
                   <w:rPr>
@@ -6055,6 +6097,7 @@
                   <w14:uncheckedState w14:val="2610" w14:font="MS Gothic"/>
                 </w14:checkbox>
               </w:sdtPr>
+              <w:sdtEndPr/>
               <w:sdtContent>
                 <w:r>
                   <w:rPr>
@@ -6100,6 +6143,7 @@
                   <w14:uncheckedState w14:val="2610" w14:font="MS Gothic"/>
                 </w14:checkbox>
               </w:sdtPr>
+              <w:sdtEndPr/>
               <w:sdtContent>
                 <w:r>
                   <w:rPr>
@@ -6110,15 +6154,7 @@
               </w:sdtContent>
             </w:sdt>
             <w:r>
-              <w:t>изотермические контейнеры (</w:t>
-            </w:r>
-            <w:proofErr w:type="spellStart"/>
-            <w:r>
-              <w:t>bigbox</w:t>
-            </w:r>
-            <w:proofErr w:type="spellEnd"/>
-            <w:r>
-              <w:t>)</w:t>
+              <w:t>изотермические контейнеры (bigbox)</w:t>
             </w:r>
           </w:p>
         </w:tc>
@@ -6151,6 +6187,7 @@
                   <w14:uncheckedState w14:val="2610" w14:font="MS Gothic"/>
                 </w14:checkbox>
               </w:sdtPr>
+              <w:sdtEndPr/>
               <w:sdtContent>
                 <w:r>
                   <w:rPr>
@@ -6194,6 +6231,7 @@
                   <w14:uncheckedState w14:val="2610" w14:font="MS Gothic"/>
                 </w14:checkbox>
               </w:sdtPr>
+              <w:sdtEndPr/>
               <w:sdtContent>
                 <w:r>
                   <w:rPr>
@@ -6241,6 +6279,7 @@
                   <w14:uncheckedState w14:val="2610" w14:font="MS Gothic"/>
                 </w14:checkbox>
               </w:sdtPr>
+              <w:sdtEndPr/>
               <w:sdtContent>
                 <w:r>
                   <w:rPr>
@@ -6279,6 +6318,7 @@
                   <w14:uncheckedState w14:val="2610" w14:font="MS Gothic"/>
                 </w14:checkbox>
               </w:sdtPr>
+              <w:sdtEndPr/>
               <w:sdtContent>
                 <w:r>
                   <w:rPr>
@@ -6333,6 +6373,7 @@
                   <w14:uncheckedState w14:val="2610" w14:font="MS Gothic"/>
                 </w14:checkbox>
               </w:sdtPr>
+              <w:sdtEndPr/>
               <w:sdtContent>
                 <w:r>
                   <w:rPr>
@@ -6342,28 +6383,12 @@
                 </w:r>
               </w:sdtContent>
             </w:sdt>
-            <w:proofErr w:type="spellStart"/>
             <w:r>
               <w:rPr>
                 <w:rFonts w:eastAsia="Times New Roman"/>
               </w:rPr>
-              <w:t>расстоечные</w:t>
-            </w:r>
-            <w:proofErr w:type="spellEnd"/>
-            <w:r>
-              <w:rPr>
-                <w:rFonts w:eastAsia="Times New Roman"/>
-              </w:rPr>
-              <w:t xml:space="preserve"> </w:t>
-            </w:r>
-            <w:proofErr w:type="spellStart"/>
-            <w:r>
-              <w:rPr>
-                <w:rFonts w:eastAsia="Times New Roman"/>
-              </w:rPr>
-              <w:t>термочехлы</w:t>
-            </w:r>
-            <w:proofErr w:type="spellEnd"/>
+              <w:t>расстоечные термочехлы</w:t>
+            </w:r>
           </w:p>
         </w:tc>
         <w:tc>
@@ -6395,6 +6420,7 @@
                   <w14:uncheckedState w14:val="2610" w14:font="MS Gothic"/>
                 </w14:checkbox>
               </w:sdtPr>
+              <w:sdtEndPr/>
               <w:sdtContent>
                 <w:r>
                   <w:rPr>
@@ -6404,13 +6430,8 @@
                 </w:r>
               </w:sdtContent>
             </w:sdt>
-            <w:proofErr w:type="spellStart"/>
-            <w:r>
-              <w:t>минифилы</w:t>
-            </w:r>
-            <w:proofErr w:type="spellEnd"/>
-            <w:r>
-              <w:t xml:space="preserve"> (дозаторы крема)</w:t>
+            <w:r>
+              <w:t>минифилы (дозаторы крема)</w:t>
             </w:r>
           </w:p>
         </w:tc>
@@ -6443,6 +6464,7 @@
                   <w14:uncheckedState w14:val="2610" w14:font="MS Gothic"/>
                 </w14:checkbox>
               </w:sdtPr>
+              <w:sdtEndPr/>
               <w:sdtContent>
                 <w:r>
                   <w:rPr>
@@ -6490,6 +6512,7 @@
                   <w14:uncheckedState w14:val="2610" w14:font="MS Gothic"/>
                 </w14:checkbox>
               </w:sdtPr>
+              <w:sdtEndPr/>
               <w:sdtContent>
                 <w:r>
                   <w:rPr>
@@ -6525,6 +6548,7 @@
                   <w14:uncheckedState w14:val="2610" w14:font="MS Gothic"/>
                 </w14:checkbox>
               </w:sdtPr>
+              <w:sdtEndPr/>
               <w:sdtContent>
                 <w:r>
                   <w:rPr>
@@ -6576,6 +6600,7 @@
                   <w14:uncheckedState w14:val="2610" w14:font="MS Gothic"/>
                 </w14:checkbox>
               </w:sdtPr>
+              <w:sdtEndPr/>
               <w:sdtContent>
                 <w:r>
                   <w:rPr>
@@ -6619,6 +6644,7 @@
                   <w14:uncheckedState w14:val="2610" w14:font="MS Gothic"/>
                 </w14:checkbox>
               </w:sdtPr>
+              <w:sdtEndPr/>
               <w:sdtContent>
                 <w:r>
                   <w:rPr>
@@ -6665,6 +6691,7 @@
                   <w14:uncheckedState w14:val="2610" w14:font="MS Gothic"/>
                 </w14:checkbox>
               </w:sdtPr>
+              <w:sdtEndPr/>
               <w:sdtContent>
                 <w:r>
                   <w:rPr>
@@ -6711,6 +6738,7 @@
                   <w14:uncheckedState w14:val="2610" w14:font="MS Gothic"/>
                 </w14:checkbox>
               </w:sdtPr>
+              <w:sdtEndPr/>
               <w:sdtContent>
                 <w:r>
                   <w:rPr>
@@ -6746,6 +6774,7 @@
                   <w14:uncheckedState w14:val="2610" w14:font="MS Gothic"/>
                 </w14:checkbox>
               </w:sdtPr>
+              <w:sdtEndPr/>
               <w:sdtContent>
                 <w:r>
                   <w:rPr>
@@ -6816,6 +6845,7 @@
                   <w14:uncheckedState w14:val="2610" w14:font="MS Gothic"/>
                 </w14:checkbox>
               </w:sdtPr>
+              <w:sdtEndPr/>
               <w:sdtContent>
                 <w:r>
                   <w:rPr>
@@ -6859,6 +6889,7 @@
                   <w14:uncheckedState w14:val="2610" w14:font="MS Gothic"/>
                 </w14:checkbox>
               </w:sdtPr>
+              <w:sdtEndPr/>
               <w:sdtContent>
                 <w:r>
                   <w:rPr>
@@ -6906,6 +6937,7 @@
                   <w14:uncheckedState w14:val="2610" w14:font="MS Gothic"/>
                 </w14:checkbox>
               </w:sdtPr>
+              <w:sdtEndPr/>
               <w:sdtContent>
                 <w:r>
                   <w:rPr>
@@ -6950,6 +6982,7 @@
                   <w14:uncheckedState w14:val="2610" w14:font="MS Gothic"/>
                 </w14:checkbox>
               </w:sdtPr>
+              <w:sdtEndPr/>
               <w:sdtContent>
                 <w:r>
                   <w:rPr>
@@ -6960,13 +6993,8 @@
               </w:sdtContent>
             </w:sdt>
             <w:r>
-              <w:t xml:space="preserve"> </w:t>
-            </w:r>
-            <w:proofErr w:type="spellStart"/>
-            <w:r>
-              <w:t>мопы</w:t>
-            </w:r>
-            <w:proofErr w:type="spellEnd"/>
+              <w:t xml:space="preserve"> мопы</w:t>
+            </w:r>
             <w:r>
               <w:t xml:space="preserve"> </w:t>
             </w:r>
@@ -6994,6 +7022,7 @@
                   <w14:uncheckedState w14:val="2610" w14:font="MS Gothic"/>
                 </w14:checkbox>
               </w:sdtPr>
+              <w:sdtEndPr/>
               <w:sdtContent>
                 <w:r>
                   <w:rPr>
@@ -7030,6 +7059,7 @@
                   <w14:uncheckedState w14:val="2610" w14:font="MS Gothic"/>
                 </w14:checkbox>
               </w:sdtPr>
+              <w:sdtEndPr/>
               <w:sdtContent>
                 <w:r>
                   <w:rPr>
@@ -7066,6 +7096,7 @@
                   <w14:uncheckedState w14:val="2610" w14:font="MS Gothic"/>
                 </w14:checkbox>
               </w:sdtPr>
+              <w:sdtEndPr/>
               <w:sdtContent>
                 <w:r>
                   <w:rPr>
@@ -7109,6 +7140,7 @@
                   <w14:uncheckedState w14:val="2610" w14:font="MS Gothic"/>
                 </w14:checkbox>
               </w:sdtPr>
+              <w:sdtEndPr/>
               <w:sdtContent>
                 <w:r>
                   <w:rPr>
@@ -7118,16 +7150,11 @@
                 </w:r>
               </w:sdtContent>
             </w:sdt>
-            <w:proofErr w:type="spellStart"/>
             <w:r>
               <w:t>просеивател</w:t>
             </w:r>
             <w:r>
-              <w:t>и</w:t>
-            </w:r>
-            <w:proofErr w:type="spellEnd"/>
-            <w:r>
-              <w:t xml:space="preserve">: </w:t>
+              <w:t xml:space="preserve">и: </w:t>
             </w:r>
             <w:sdt>
               <w:sdtPr>
@@ -7138,6 +7165,7 @@
                   <w14:uncheckedState w14:val="2610" w14:font="MS Gothic"/>
                 </w14:checkbox>
               </w:sdtPr>
+              <w:sdtEndPr/>
               <w:sdtContent>
                 <w:r>
                   <w:rPr>
@@ -7159,6 +7187,7 @@
                   <w14:uncheckedState w14:val="2610" w14:font="MS Gothic"/>
                 </w14:checkbox>
               </w:sdtPr>
+              <w:sdtEndPr/>
               <w:sdtContent>
                 <w:r>
                   <w:rPr>
@@ -7192,6 +7221,7 @@
               <w14:uncheckedState w14:val="2610" w14:font="MS Gothic"/>
             </w14:checkbox>
           </w:sdtPr>
+          <w:sdtEndPr/>
           <w:sdtContent>
             <w:tc>
               <w:tcPr>
@@ -7249,6 +7279,7 @@
                   <w14:uncheckedState w14:val="2610" w14:font="MS Gothic"/>
                 </w14:checkbox>
               </w:sdtPr>
+              <w:sdtEndPr/>
               <w:sdtContent>
                 <w:r>
                   <w:rPr>
@@ -7296,6 +7327,7 @@
                   <w14:uncheckedState w14:val="2610" w14:font="MS Gothic"/>
                 </w14:checkbox>
               </w:sdtPr>
+              <w:sdtEndPr/>
               <w:sdtContent>
                 <w:r>
                   <w:rPr>
@@ -7331,6 +7363,7 @@
                   <w14:uncheckedState w14:val="2610" w14:font="MS Gothic"/>
                 </w14:checkbox>
               </w:sdtPr>
+              <w:sdtEndPr/>
               <w:sdtContent>
                 <w:r>
                   <w:rPr>
@@ -7341,10 +7374,7 @@
               </w:sdtContent>
             </w:sdt>
             <w:r>
-              <w:t xml:space="preserve"> тележки</w:t>
-            </w:r>
-            <w:r>
-              <w:t xml:space="preserve"> уборочные</w:t>
+              <w:t xml:space="preserve"> тележки уборочные</w:t>
             </w:r>
           </w:p>
         </w:tc>
@@ -7365,6 +7395,7 @@
                   <w14:uncheckedState w14:val="2610" w14:font="MS Gothic"/>
                 </w14:checkbox>
               </w:sdtPr>
+              <w:sdtEndPr/>
               <w:sdtContent>
                 <w:r>
                   <w:rPr>
@@ -7408,6 +7439,7 @@
                   <w14:uncheckedState w14:val="2610" w14:font="MS Gothic"/>
                 </w14:checkbox>
               </w:sdtPr>
+              <w:sdtEndPr/>
               <w:sdtContent>
                 <w:r>
                   <w:rPr>
@@ -7417,11 +7449,9 @@
                 </w:r>
               </w:sdtContent>
             </w:sdt>
-            <w:proofErr w:type="spellStart"/>
             <w:r>
               <w:t>солодоварки</w:t>
             </w:r>
-            <w:proofErr w:type="spellEnd"/>
             <w:r>
               <w:t xml:space="preserve"> </w:t>
             </w:r>
@@ -7446,6 +7476,7 @@
                   <w14:uncheckedState w14:val="2610" w14:font="MS Gothic"/>
                 </w14:checkbox>
               </w:sdtPr>
+              <w:sdtEndPr/>
               <w:sdtContent>
                 <w:r>
                   <w:rPr>
@@ -7455,11 +7486,9 @@
                 </w:r>
               </w:sdtContent>
             </w:sdt>
-            <w:proofErr w:type="spellStart"/>
             <w:r>
               <w:t>ферментаторы</w:t>
             </w:r>
-            <w:proofErr w:type="spellEnd"/>
           </w:p>
         </w:tc>
         <w:tc>
@@ -7481,6 +7510,7 @@
               <w14:uncheckedState w14:val="2610" w14:font="MS Gothic"/>
             </w14:checkbox>
           </w:sdtPr>
+          <w:sdtEndPr/>
           <w:sdtContent>
             <w:tc>
               <w:tcPr>
@@ -7556,6 +7586,7 @@
                   <w14:uncheckedState w14:val="2610" w14:font="MS Gothic"/>
                 </w14:checkbox>
               </w:sdtPr>
+              <w:sdtEndPr/>
               <w:sdtContent>
                 <w:r>
                   <w:rPr>
@@ -7588,6 +7619,7 @@
                   <w14:uncheckedState w14:val="2610" w14:font="MS Gothic"/>
                 </w14:checkbox>
               </w:sdtPr>
+              <w:sdtEndPr/>
               <w:sdtContent>
                 <w:r>
                   <w:rPr>
@@ -7631,6 +7663,7 @@
                   <w14:uncheckedState w14:val="2610" w14:font="MS Gothic"/>
                 </w14:checkbox>
               </w:sdtPr>
+              <w:sdtEndPr/>
               <w:sdtContent>
                 <w:r>
                   <w:rPr>
@@ -7664,6 +7697,7 @@
               <w14:uncheckedState w14:val="2610" w14:font="MS Gothic"/>
             </w14:checkbox>
           </w:sdtPr>
+          <w:sdtEndPr/>
           <w:sdtContent>
             <w:tc>
               <w:tcPr>
@@ -7726,6 +7760,7 @@
                   <w14:uncheckedState w14:val="2610" w14:font="MS Gothic"/>
                 </w14:checkbox>
               </w:sdtPr>
+              <w:sdtEndPr/>
               <w:sdtContent>
                 <w:r>
                   <w:rPr>
@@ -7767,6 +7802,7 @@
                   <w14:uncheckedState w14:val="2610" w14:font="MS Gothic"/>
                 </w14:checkbox>
               </w:sdtPr>
+              <w:sdtEndPr/>
               <w:sdtContent>
                 <w:r>
                   <w:rPr>
@@ -7814,6 +7850,7 @@
                   <w14:uncheckedState w14:val="2610" w14:font="MS Gothic"/>
                 </w14:checkbox>
               </w:sdtPr>
+              <w:sdtEndPr/>
               <w:sdtContent>
                 <w:r>
                   <w:rPr>
@@ -7854,6 +7891,7 @@
                   <w14:uncheckedState w14:val="2610" w14:font="MS Gothic"/>
                 </w14:checkbox>
               </w:sdtPr>
+              <w:sdtEndPr/>
               <w:sdtContent>
                 <w:r>
                   <w:rPr>
@@ -7924,6 +7962,7 @@
                   <w14:uncheckedState w14:val="2610" w14:font="MS Gothic"/>
                 </w14:checkbox>
               </w:sdtPr>
+              <w:sdtEndPr/>
               <w:sdtContent>
                 <w:r>
                   <w:rPr>
@@ -7957,6 +7996,7 @@
               <w14:uncheckedState w14:val="2610" w14:font="MS Gothic"/>
             </w14:checkbox>
           </w:sdtPr>
+          <w:sdtEndPr/>
           <w:sdtContent>
             <w:tc>
               <w:tcPr>
@@ -8014,6 +8054,7 @@
                   <w14:uncheckedState w14:val="2610" w14:font="MS Gothic"/>
                 </w14:checkbox>
               </w:sdtPr>
+              <w:sdtEndPr/>
               <w:sdtContent>
                 <w:r>
                   <w:rPr>
@@ -8049,6 +8090,7 @@
                   <w14:uncheckedState w14:val="2610" w14:font="MS Gothic"/>
                 </w14:checkbox>
               </w:sdtPr>
+              <w:sdtEndPr/>
               <w:sdtContent>
                 <w:r>
                   <w:rPr>
@@ -8097,12 +8139,24 @@
                 <w:sz w:val="20"/>
               </w:rPr>
             </w:pPr>
-            <w:r>
-              <w:rPr>
-                <w:rFonts w:ascii="MS Gothic" w:eastAsia="MS Gothic" w:hAnsi="MS Gothic" w:cs="MS Gothic" w:hint="eastAsia"/>
-              </w:rPr>
-              <w:t>☐</w:t>
-            </w:r>
+            <w:sdt>
+              <w:sdtPr>
+                <w:id w:val="811293629"/>
+                <w14:checkbox>
+                  <w14:checked w14:val="1"/>
+                  <w14:checkedState w14:val="2612" w14:font="MS Gothic"/>
+                  <w14:uncheckedState w14:val="2610" w14:font="MS Gothic"/>
+                </w14:checkbox>
+              </w:sdtPr>
+              <w:sdtContent>
+                <w:r>
+                  <w:rPr>
+                    <w:rFonts w:ascii="MS Gothic" w:eastAsia="MS Gothic" w:hAnsi="MS Gothic" w:hint="eastAsia"/>
+                  </w:rPr>
+                  <w:t>☒</w:t>
+                </w:r>
+              </w:sdtContent>
+            </w:sdt>
             <w:r>
               <w:t xml:space="preserve"> ПММ </w:t>
             </w:r>
@@ -8115,6 +8169,7 @@
                   <w14:uncheckedState w14:val="2610" w14:font="MS Gothic"/>
                 </w14:checkbox>
               </w:sdtPr>
+              <w:sdtEndPr/>
               <w:sdtContent>
                 <w:r>
                   <w:rPr>
@@ -8136,6 +8191,7 @@
                   <w14:uncheckedState w14:val="2610" w14:font="MS Gothic"/>
                 </w14:checkbox>
               </w:sdtPr>
+              <w:sdtEndPr/>
               <w:sdtContent>
                 <w:r>
                   <w:rPr>
@@ -8179,6 +8235,7 @@
                   <w14:uncheckedState w14:val="2610" w14:font="MS Gothic"/>
                 </w14:checkbox>
               </w:sdtPr>
+              <w:sdtEndPr/>
               <w:sdtContent>
                 <w:r>
                   <w:rPr>
@@ -8215,6 +8272,7 @@
               <w14:uncheckedState w14:val="2610" w14:font="MS Gothic"/>
             </w14:checkbox>
           </w:sdtPr>
+          <w:sdtEndPr/>
           <w:sdtContent>
             <w:tc>
               <w:tcPr>
@@ -8269,6 +8327,7 @@
                   <w14:uncheckedState w14:val="2610" w14:font="MS Gothic"/>
                 </w14:checkbox>
               </w:sdtPr>
+              <w:sdtEndPr/>
               <w:sdtContent>
                 <w:r>
                   <w:rPr>
@@ -8311,22 +8370,26 @@
                 <w:sz w:val="20"/>
               </w:rPr>
             </w:pPr>
-            <w:r>
-              <w:rPr>
-                <w:rFonts w:ascii="MS Gothic" w:eastAsia="MS Gothic" w:hAnsi="MS Gothic" w:cs="MS Gothic" w:hint="eastAsia"/>
-              </w:rPr>
-              <w:t>☐</w:t>
-            </w:r>
-            <w:r>
-              <w:t xml:space="preserve"> </w:t>
-            </w:r>
-            <w:proofErr w:type="spellStart"/>
-            <w:r>
-              <w:t>таромоечная</w:t>
-            </w:r>
-            <w:proofErr w:type="spellEnd"/>
-            <w:r>
-              <w:t xml:space="preserve"> </w:t>
+            <w:sdt>
+              <w:sdtPr>
+                <w:id w:val="353691012"/>
+                <w14:checkbox>
+                  <w14:checked w14:val="1"/>
+                  <w14:checkedState w14:val="2612" w14:font="MS Gothic"/>
+                  <w14:uncheckedState w14:val="2610" w14:font="MS Gothic"/>
+                </w14:checkbox>
+              </w:sdtPr>
+              <w:sdtContent>
+                <w:r>
+                  <w:rPr>
+                    <w:rFonts w:ascii="MS Gothic" w:eastAsia="MS Gothic" w:hAnsi="MS Gothic" w:hint="eastAsia"/>
+                  </w:rPr>
+                  <w:t>☒</w:t>
+                </w:r>
+              </w:sdtContent>
+            </w:sdt>
+            <w:r>
+              <w:t xml:space="preserve">таромоечная </w:t>
             </w:r>
             <w:r>
               <w:t>машина</w:t>
@@ -8352,6 +8415,7 @@
               <w14:uncheckedState w14:val="2610" w14:font="MS Gothic"/>
             </w14:checkbox>
           </w:sdtPr>
+          <w:sdtEndPr/>
           <w:sdtContent>
             <w:tc>
               <w:tcPr>
@@ -8392,6 +8456,7 @@
               <w14:uncheckedState w14:val="2610" w14:font="MS Gothic"/>
             </w14:checkbox>
           </w:sdtPr>
+          <w:sdtEndPr/>
           <w:sdtContent>
             <w:tc>
               <w:tcPr>
@@ -8482,6 +8547,7 @@
               <w14:uncheckedState w14:val="2610" w14:font="MS Gothic"/>
             </w14:checkbox>
           </w:sdtPr>
+          <w:sdtEndPr/>
           <w:sdtContent>
             <w:tc>
               <w:tcPr>
@@ -8522,6 +8588,7 @@
               <w14:uncheckedState w14:val="2610" w14:font="MS Gothic"/>
             </w14:checkbox>
           </w:sdtPr>
+          <w:sdtEndPr/>
           <w:sdtContent>
             <w:tc>
               <w:tcPr>
@@ -8576,6 +8643,7 @@
                   <w14:uncheckedState w14:val="2610" w14:font="MS Gothic"/>
                 </w14:checkbox>
               </w:sdtPr>
+              <w:sdtEndPr/>
               <w:sdtContent>
                 <w:r>
                   <w:rPr>
@@ -8615,6 +8683,7 @@
                   <w14:uncheckedState w14:val="2610" w14:font="MS Gothic"/>
                 </w14:checkbox>
               </w:sdtPr>
+              <w:sdtEndPr/>
               <w:sdtContent>
                 <w:r>
                   <w:rPr>
@@ -8672,6 +8741,7 @@
                   <w14:uncheckedState w14:val="2610" w14:font="MS Gothic"/>
                 </w14:checkbox>
               </w:sdtPr>
+              <w:sdtEndPr/>
               <w:sdtContent>
                 <w:r>
                   <w:rPr>
@@ -8696,6 +8766,7 @@
                   <w14:uncheckedState w14:val="2610" w14:font="MS Gothic"/>
                 </w14:checkbox>
               </w:sdtPr>
+              <w:sdtEndPr/>
               <w:sdtContent>
                 <w:r>
                   <w:rPr>
@@ -8717,6 +8788,7 @@
                   <w14:uncheckedState w14:val="2610" w14:font="MS Gothic"/>
                 </w14:checkbox>
               </w:sdtPr>
+              <w:sdtEndPr/>
               <w:sdtContent>
                 <w:r>
                   <w:rPr>
@@ -8738,6 +8810,7 @@
                   <w14:uncheckedState w14:val="2610" w14:font="MS Gothic"/>
                 </w14:checkbox>
               </w:sdtPr>
+              <w:sdtEndPr/>
               <w:sdtContent>
                 <w:r>
                   <w:rPr>
@@ -8774,6 +8847,7 @@
               <w14:uncheckedState w14:val="2610" w14:font="MS Gothic"/>
             </w14:checkbox>
           </w:sdtPr>
+          <w:sdtEndPr/>
           <w:sdtContent>
             <w:tc>
               <w:tcPr>
@@ -8814,6 +8888,7 @@
               <w14:uncheckedState w14:val="2610" w14:font="MS Gothic"/>
             </w14:checkbox>
           </w:sdtPr>
+          <w:sdtEndPr/>
           <w:sdtContent>
             <w:tc>
               <w:tcPr>
@@ -8872,6 +8947,7 @@
                   <w14:uncheckedState w14:val="2610" w14:font="MS Gothic"/>
                 </w14:checkbox>
               </w:sdtPr>
+              <w:sdtEndPr/>
               <w:sdtContent>
                 <w:r>
                   <w:rPr>
@@ -8929,6 +9005,7 @@
                   <w14:uncheckedState w14:val="2610" w14:font="MS Gothic"/>
                 </w14:checkbox>
               </w:sdtPr>
+              <w:sdtEndPr/>
               <w:sdtContent>
                 <w:r>
                   <w:rPr>
@@ -8965,6 +9042,7 @@
               <w14:uncheckedState w14:val="2610" w14:font="MS Gothic"/>
             </w14:checkbox>
           </w:sdtPr>
+          <w:sdtEndPr/>
           <w:sdtContent>
             <w:tc>
               <w:tcPr>
@@ -9005,6 +9083,7 @@
               <w14:uncheckedState w14:val="2610" w14:font="MS Gothic"/>
             </w14:checkbox>
           </w:sdtPr>
+          <w:sdtEndPr/>
           <w:sdtContent>
             <w:tc>
               <w:tcPr>
@@ -9059,6 +9138,7 @@
                   <w14:uncheckedState w14:val="2610" w14:font="MS Gothic"/>
                 </w14:checkbox>
               </w:sdtPr>
+              <w:sdtEndPr/>
               <w:sdtContent>
                 <w:r>
                   <w:rPr>
@@ -9107,6 +9187,7 @@
                   <w14:uncheckedState w14:val="2610" w14:font="MS Gothic"/>
                 </w14:checkbox>
               </w:sdtPr>
+              <w:sdtEndPr/>
               <w:sdtContent>
                 <w:r>
                   <w:rPr>
@@ -9151,6 +9232,7 @@
                   <w14:uncheckedState w14:val="2610" w14:font="MS Gothic"/>
                 </w14:checkbox>
               </w:sdtPr>
+              <w:sdtEndPr/>
               <w:sdtContent>
                 <w:r>
                   <w:rPr>
@@ -9187,6 +9269,7 @@
               <w14:uncheckedState w14:val="2610" w14:font="MS Gothic"/>
             </w14:checkbox>
           </w:sdtPr>
+          <w:sdtEndPr/>
           <w:sdtContent>
             <w:tc>
               <w:tcPr>
@@ -9228,6 +9311,7 @@
               <w14:uncheckedState w14:val="2610" w14:font="MS Gothic"/>
             </w14:checkbox>
           </w:sdtPr>
+          <w:sdtEndPr/>
           <w:sdtContent>
             <w:tc>
               <w:tcPr>
@@ -9283,6 +9367,7 @@
                   <w14:uncheckedState w14:val="2610" w14:font="MS Gothic"/>
                 </w14:checkbox>
               </w:sdtPr>
+              <w:sdtEndPr/>
               <w:sdtContent>
                 <w:r>
                   <w:rPr>
@@ -9318,6 +9403,7 @@
                   <w14:uncheckedState w14:val="2610" w14:font="MS Gothic"/>
                 </w14:checkbox>
               </w:sdtPr>
+              <w:sdtEndPr/>
               <w:sdtContent>
                 <w:r>
                   <w:rPr>
@@ -9366,6 +9452,7 @@
                   <w14:uncheckedState w14:val="2610" w14:font="MS Gothic"/>
                 </w14:checkbox>
               </w:sdtPr>
+              <w:sdtEndPr/>
               <w:sdtContent>
                 <w:r>
                   <w:rPr>
@@ -9476,6 +9563,7 @@
                   <w14:uncheckedState w14:val="2610" w14:font="MS Gothic"/>
                 </w14:checkbox>
               </w:sdtPr>
+              <w:sdtEndPr/>
               <w:sdtContent>
                 <w:r>
                   <w:rPr>
@@ -9511,6 +9599,7 @@
                   <w14:uncheckedState w14:val="2610" w14:font="MS Gothic"/>
                 </w14:checkbox>
               </w:sdtPr>
+              <w:sdtEndPr/>
               <w:sdtContent>
                 <w:r>
                   <w:rPr>
@@ -9572,7 +9661,6 @@
               </w:rPr>
               <w:t xml:space="preserve"> </w:t>
             </w:r>
-            <w:proofErr w:type="spellStart"/>
             <w:r>
               <w:rPr>
                 <w:rStyle w:val="ac"/>
@@ -9580,7 +9668,6 @@
               </w:rPr>
               <w:t>Protwin</w:t>
             </w:r>
-            <w:proofErr w:type="spellEnd"/>
           </w:p>
         </w:tc>
         <w:tc>
@@ -9654,6 +9741,7 @@
                   <w14:uncheckedState w14:val="2610" w14:font="MS Gothic"/>
                 </w14:checkbox>
               </w:sdtPr>
+              <w:sdtEndPr/>
               <w:sdtContent>
                 <w:r>
                   <w:rPr>
@@ -9889,6 +9977,7 @@
                   <w14:uncheckedState w14:val="2610" w14:font="MS Gothic"/>
                 </w14:checkbox>
               </w:sdtPr>
+              <w:sdtEndPr/>
               <w:sdtContent>
                 <w:r>
                   <w:rPr>
@@ -9928,6 +10017,7 @@
                   <w14:uncheckedState w14:val="2610" w14:font="MS Gothic"/>
                 </w14:checkbox>
               </w:sdtPr>
+              <w:sdtEndPr/>
               <w:sdtContent>
                 <w:r>
                   <w:rPr>
@@ -9964,6 +10054,7 @@
                   <w14:uncheckedState w14:val="2610" w14:font="MS Gothic"/>
                 </w14:checkbox>
               </w:sdtPr>
+              <w:sdtEndPr/>
               <w:sdtContent>
                 <w:r>
                   <w:rPr>
@@ -10003,6 +10094,7 @@
                   <w14:uncheckedState w14:val="2610" w14:font="MS Gothic"/>
                 </w14:checkbox>
               </w:sdtPr>
+              <w:sdtEndPr/>
               <w:sdtContent>
                 <w:r>
                   <w:rPr>
@@ -10125,6 +10217,7 @@
                   <w14:uncheckedState w14:val="2610" w14:font="MS Gothic"/>
                 </w14:checkbox>
               </w:sdtPr>
+              <w:sdtEndPr/>
               <w:sdtContent>
                 <w:r>
                   <w:rPr>
@@ -10161,6 +10254,7 @@
                   <w14:uncheckedState w14:val="2610" w14:font="MS Gothic"/>
                 </w14:checkbox>
               </w:sdtPr>
+              <w:sdtEndPr/>
               <w:sdtContent>
                 <w:r>
                   <w:rPr>
@@ -10197,6 +10291,7 @@
                   <w14:uncheckedState w14:val="2610" w14:font="MS Gothic"/>
                 </w14:checkbox>
               </w:sdtPr>
+              <w:sdtEndPr/>
               <w:sdtContent>
                 <w:r>
                   <w:rPr>
@@ -10235,6 +10330,7 @@
                   <w14:uncheckedState w14:val="2610" w14:font="MS Gothic"/>
                 </w14:checkbox>
               </w:sdtPr>
+              <w:sdtEndPr/>
               <w:sdtContent>
                 <w:r>
                   <w:rPr>
@@ -10356,6 +10452,7 @@
                   <w14:uncheckedState w14:val="2610" w14:font="MS Gothic"/>
                 </w14:checkbox>
               </w:sdtPr>
+              <w:sdtEndPr/>
               <w:sdtContent>
                 <w:r>
                   <w:rPr>
@@ -10397,6 +10494,7 @@
                   <w14:uncheckedState w14:val="2610" w14:font="MS Gothic"/>
                 </w14:checkbox>
               </w:sdtPr>
+              <w:sdtEndPr/>
               <w:sdtContent>
                 <w:r>
                   <w:rPr>
@@ -10407,16 +10505,11 @@
               </w:sdtContent>
             </w:sdt>
             <w:r>
-              <w:t xml:space="preserve"> </w:t>
-            </w:r>
-            <w:proofErr w:type="spellStart"/>
-            <w:r>
-              <w:t>обувниц</w:t>
+              <w:t xml:space="preserve"> обувниц</w:t>
             </w:r>
             <w:r>
               <w:t>ы</w:t>
             </w:r>
-            <w:proofErr w:type="spellEnd"/>
           </w:p>
         </w:tc>
         <w:tc>
@@ -10623,6 +10716,7 @@
                   <w14:uncheckedState w14:val="2610" w14:font="MS Gothic"/>
                 </w14:checkbox>
               </w:sdtPr>
+              <w:sdtEndPr/>
               <w:sdtContent>
                 <w:r>
                   <w:rPr>
@@ -10661,6 +10755,7 @@
                   <w14:uncheckedState w14:val="2610" w14:font="MS Gothic"/>
                 </w14:checkbox>
               </w:sdtPr>
+              <w:sdtEndPr/>
               <w:sdtContent>
                 <w:r>
                   <w:rPr>
@@ -10788,6 +10883,7 @@
                   <w14:uncheckedState w14:val="2610" w14:font="MS Gothic"/>
                 </w14:checkbox>
               </w:sdtPr>
+              <w:sdtEndPr/>
               <w:sdtContent>
                 <w:r>
                   <w:rPr>
@@ -10826,6 +10922,7 @@
                   <w14:uncheckedState w14:val="2610" w14:font="MS Gothic"/>
                 </w14:checkbox>
               </w:sdtPr>
+              <w:sdtEndPr/>
               <w:sdtContent>
                 <w:r>
                   <w:rPr>
@@ -11051,6 +11148,7 @@
                   <w14:uncheckedState w14:val="2610" w14:font="MS Gothic"/>
                 </w14:checkbox>
               </w:sdtPr>
+              <w:sdtEndPr/>
               <w:sdtContent>
                 <w:r>
                   <w:rPr>
@@ -11093,6 +11191,7 @@
                   <w14:uncheckedState w14:val="2610" w14:font="MS Gothic"/>
                 </w14:checkbox>
               </w:sdtPr>
+              <w:sdtEndPr/>
               <w:sdtContent>
                 <w:r>
                   <w:rPr>
@@ -11103,10 +11202,7 @@
               </w:sdtContent>
             </w:sdt>
             <w:r>
-              <w:t xml:space="preserve"> </w:t>
-            </w:r>
-            <w:r>
-              <w:t>сапоги</w:t>
+              <w:t xml:space="preserve"> сапоги</w:t>
             </w:r>
           </w:p>
         </w:tc>
@@ -11135,6 +11231,7 @@
                   <w14:uncheckedState w14:val="2610" w14:font="MS Gothic"/>
                 </w14:checkbox>
               </w:sdtPr>
+              <w:sdtEndPr/>
               <w:sdtContent>
                 <w:r>
                   <w:rPr>
@@ -11145,10 +11242,7 @@
               </w:sdtContent>
             </w:sdt>
             <w:r>
-              <w:t xml:space="preserve"> </w:t>
-            </w:r>
-            <w:r>
-              <w:t>перчатки</w:t>
+              <w:t xml:space="preserve"> перчатки</w:t>
             </w:r>
           </w:p>
         </w:tc>
@@ -11177,6 +11271,7 @@
                   <w14:uncheckedState w14:val="2610" w14:font="MS Gothic"/>
                 </w14:checkbox>
               </w:sdtPr>
+              <w:sdtEndPr/>
               <w:sdtContent>
                 <w:r>
                   <w:rPr>
@@ -11296,7 +11391,7 @@
 </file>
 
 <file path=word/endnotes.xml><?xml version="1.0" encoding="utf-8"?>
-<w:endnotes xmlns:wpc="http://schemas.microsoft.com/office/word/2010/wordprocessingCanvas" xmlns:cx="http://schemas.microsoft.com/office/drawing/2014/chartex" xmlns:cx1="http://schemas.microsoft.com/office/drawing/2015/9/8/chartex" xmlns:cx2="http://schemas.microsoft.com/office/drawing/2015/10/21/chartex" xmlns:cx3="http://schemas.microsoft.com/office/drawing/2016/5/9/chartex" xmlns:cx4="http://schemas.microsoft.com/office/drawing/2016/5/10/chartex" xmlns:cx5="http://schemas.microsoft.com/office/drawing/2016/5/11/chartex" xmlns:cx6="http://schemas.microsoft.com/office/drawing/2016/5/12/chartex" xmlns:cx7="http://schemas.microsoft.com/office/drawing/2016/5/13/chartex" xmlns:cx8="http://schemas.microsoft.com/office/drawing/2016/5/14/chartex" xmlns:mc="http://schemas.openxmlformats.org/markup-compatibility/2006" xmlns:aink="http://schemas.microsoft.com/office/drawing/2016/ink" xmlns:am3d="http://schemas.microsoft.com/office/drawing/2017/model3d" xmlns:o="urn:schemas-microsoft-com:office:office" xmlns:oel="http://schemas.microsoft.com/office/2019/extlst" xmlns:r="http://schemas.openxmlformats.org/officeDocument/2006/relationships" xmlns:m="http://schemas.openxmlformats.org/officeDocument/2006/math" xmlns:v="urn:schemas-microsoft-com:vml" xmlns:wp14="http://schemas.microsoft.com/office/word/2010/wordprocessingDrawing" xmlns:wp="http://schemas.openxmlformats.org/drawingml/2006/wordprocessingDrawing" xmlns:w10="urn:schemas-microsoft-com:office:word" xmlns:w="http://schemas.openxmlformats.org/wordprocessingml/2006/main" xmlns:w14="http://schemas.microsoft.com/office/word/2010/wordml" xmlns:w15="http://schemas.microsoft.com/office/word/2012/wordml" xmlns:w16cex="http://schemas.microsoft.com/office/word/2018/wordml/cex" xmlns:w16cid="http://schemas.microsoft.com/office/word/2016/wordml/cid" xmlns:w16="http://schemas.microsoft.com/office/word/2018/wordml" xmlns:w16du="http://schemas.microsoft.com/office/word/2023/wordml/word16du" xmlns:w16sdtdh="http://schemas.microsoft.com/office/word/2020/wordml/sdtdatahash" xmlns:w16sdtfl="http://schemas.microsoft.com/office/word/2024/wordml/sdtformatlock" xmlns:w16se="http://schemas.microsoft.com/office/word/2015/wordml/symex" xmlns:wpg="http://schemas.microsoft.com/office/word/2010/wordprocessingGroup" xmlns:wpi="http://schemas.microsoft.com/office/word/2010/wordprocessingInk" xmlns:wne="http://schemas.microsoft.com/office/word/2006/wordml" xmlns:wps="http://schemas.microsoft.com/office/word/2010/wordprocessingShape" mc:Ignorable="w14 w15 w16se w16cid w16 w16cex w16sdtdh w16sdtfl w16du wp14">
+<w:endnotes xmlns:wpc="http://schemas.microsoft.com/office/word/2010/wordprocessingCanvas" xmlns:cx="http://schemas.microsoft.com/office/drawing/2014/chartex" xmlns:cx1="http://schemas.microsoft.com/office/drawing/2015/9/8/chartex" xmlns:cx2="http://schemas.microsoft.com/office/drawing/2015/10/21/chartex" xmlns:cx3="http://schemas.microsoft.com/office/drawing/2016/5/9/chartex" xmlns:cx4="http://schemas.microsoft.com/office/drawing/2016/5/10/chartex" xmlns:cx5="http://schemas.microsoft.com/office/drawing/2016/5/11/chartex" xmlns:cx6="http://schemas.microsoft.com/office/drawing/2016/5/12/chartex" xmlns:cx7="http://schemas.microsoft.com/office/drawing/2016/5/13/chartex" xmlns:cx8="http://schemas.microsoft.com/office/drawing/2016/5/14/chartex" xmlns:mc="http://schemas.openxmlformats.org/markup-compatibility/2006" xmlns:aink="http://schemas.microsoft.com/office/drawing/2016/ink" xmlns:am3d="http://schemas.microsoft.com/office/drawing/2017/model3d" xmlns:o="urn:schemas-microsoft-com:office:office" xmlns:r="http://schemas.openxmlformats.org/officeDocument/2006/relationships" xmlns:m="http://schemas.openxmlformats.org/officeDocument/2006/math" xmlns:v="urn:schemas-microsoft-com:vml" xmlns:wp14="http://schemas.microsoft.com/office/word/2010/wordprocessingDrawing" xmlns:wp="http://schemas.openxmlformats.org/drawingml/2006/wordprocessingDrawing" xmlns:w10="urn:schemas-microsoft-com:office:word" xmlns:w="http://schemas.openxmlformats.org/wordprocessingml/2006/main" xmlns:w14="http://schemas.microsoft.com/office/word/2010/wordml" xmlns:w15="http://schemas.microsoft.com/office/word/2012/wordml" xmlns:w16cex="http://schemas.microsoft.com/office/word/2018/wordml/cex" xmlns:w16cid="http://schemas.microsoft.com/office/word/2016/wordml/cid" xmlns:w16="http://schemas.microsoft.com/office/word/2018/wordml" xmlns:w16sdtdh="http://schemas.microsoft.com/office/word/2020/wordml/sdtdatahash" xmlns:w16se="http://schemas.microsoft.com/office/word/2015/wordml/symex" xmlns:wpg="http://schemas.microsoft.com/office/word/2010/wordprocessingGroup" xmlns:wpi="http://schemas.microsoft.com/office/word/2010/wordprocessingInk" xmlns:wne="http://schemas.microsoft.com/office/word/2006/wordml" xmlns:wps="http://schemas.microsoft.com/office/word/2010/wordprocessingShape" mc:Ignorable="w14 w15 w16se w16cid w16 w16cex w16sdtdh wp14">
   <w:endnote w:type="separator" w:id="-1">
     <w:p>
       <w:r>
@@ -11315,7 +11410,7 @@
 </file>
 
 <file path=word/footer1.xml><?xml version="1.0" encoding="utf-8"?>
-<w:ftr xmlns:wpc="http://schemas.microsoft.com/office/word/2010/wordprocessingCanvas" xmlns:cx="http://schemas.microsoft.com/office/drawing/2014/chartex" xmlns:cx1="http://schemas.microsoft.com/office/drawing/2015/9/8/chartex" xmlns:cx2="http://schemas.microsoft.com/office/drawing/2015/10/21/chartex" xmlns:cx3="http://schemas.microsoft.com/office/drawing/2016/5/9/chartex" xmlns:cx4="http://schemas.microsoft.com/office/drawing/2016/5/10/chartex" xmlns:cx5="http://schemas.microsoft.com/office/drawing/2016/5/11/chartex" xmlns:cx6="http://schemas.microsoft.com/office/drawing/2016/5/12/chartex" xmlns:cx7="http://schemas.microsoft.com/office/drawing/2016/5/13/chartex" xmlns:cx8="http://schemas.microsoft.com/office/drawing/2016/5/14/chartex" xmlns:mc="http://schemas.openxmlformats.org/markup-compatibility/2006" xmlns:aink="http://schemas.microsoft.com/office/drawing/2016/ink" xmlns:am3d="http://schemas.microsoft.com/office/drawing/2017/model3d" xmlns:o="urn:schemas-microsoft-com:office:office" xmlns:oel="http://schemas.microsoft.com/office/2019/extlst" xmlns:r="http://schemas.openxmlformats.org/officeDocument/2006/relationships" xmlns:m="http://schemas.openxmlformats.org/officeDocument/2006/math" xmlns:v="urn:schemas-microsoft-com:vml" xmlns:wp14="http://schemas.microsoft.com/office/word/2010/wordprocessingDrawing" xmlns:wp="http://schemas.openxmlformats.org/drawingml/2006/wordprocessingDrawing" xmlns:w10="urn:schemas-microsoft-com:office:word" xmlns:w="http://schemas.openxmlformats.org/wordprocessingml/2006/main" xmlns:w14="http://schemas.microsoft.com/office/word/2010/wordml" xmlns:w15="http://schemas.microsoft.com/office/word/2012/wordml" xmlns:w16cex="http://schemas.microsoft.com/office/word/2018/wordml/cex" xmlns:w16cid="http://schemas.microsoft.com/office/word/2016/wordml/cid" xmlns:w16="http://schemas.microsoft.com/office/word/2018/wordml" xmlns:w16du="http://schemas.microsoft.com/office/word/2023/wordml/word16du" xmlns:w16sdtdh="http://schemas.microsoft.com/office/word/2020/wordml/sdtdatahash" xmlns:w16sdtfl="http://schemas.microsoft.com/office/word/2024/wordml/sdtformatlock" xmlns:w16se="http://schemas.microsoft.com/office/word/2015/wordml/symex" xmlns:wpg="http://schemas.microsoft.com/office/word/2010/wordprocessingGroup" xmlns:wpi="http://schemas.microsoft.com/office/word/2010/wordprocessingInk" xmlns:wne="http://schemas.microsoft.com/office/word/2006/wordml" xmlns:wps="http://schemas.microsoft.com/office/word/2010/wordprocessingShape" mc:Ignorable="w14 w15 w16se w16cid w16 w16cex w16sdtdh w16sdtfl w16du wp14">
+<w:ftr xmlns:wpc="http://schemas.microsoft.com/office/word/2010/wordprocessingCanvas" xmlns:cx="http://schemas.microsoft.com/office/drawing/2014/chartex" xmlns:cx1="http://schemas.microsoft.com/office/drawing/2015/9/8/chartex" xmlns:cx2="http://schemas.microsoft.com/office/drawing/2015/10/21/chartex" xmlns:cx3="http://schemas.microsoft.com/office/drawing/2016/5/9/chartex" xmlns:cx4="http://schemas.microsoft.com/office/drawing/2016/5/10/chartex" xmlns:cx5="http://schemas.microsoft.com/office/drawing/2016/5/11/chartex" xmlns:cx6="http://schemas.microsoft.com/office/drawing/2016/5/12/chartex" xmlns:cx7="http://schemas.microsoft.com/office/drawing/2016/5/13/chartex" xmlns:cx8="http://schemas.microsoft.com/office/drawing/2016/5/14/chartex" xmlns:mc="http://schemas.openxmlformats.org/markup-compatibility/2006" xmlns:aink="http://schemas.microsoft.com/office/drawing/2016/ink" xmlns:am3d="http://schemas.microsoft.com/office/drawing/2017/model3d" xmlns:o="urn:schemas-microsoft-com:office:office" xmlns:r="http://schemas.openxmlformats.org/officeDocument/2006/relationships" xmlns:m="http://schemas.openxmlformats.org/officeDocument/2006/math" xmlns:v="urn:schemas-microsoft-com:vml" xmlns:wp14="http://schemas.microsoft.com/office/word/2010/wordprocessingDrawing" xmlns:wp="http://schemas.openxmlformats.org/drawingml/2006/wordprocessingDrawing" xmlns:w10="urn:schemas-microsoft-com:office:word" xmlns:w="http://schemas.openxmlformats.org/wordprocessingml/2006/main" xmlns:w14="http://schemas.microsoft.com/office/word/2010/wordml" xmlns:w15="http://schemas.microsoft.com/office/word/2012/wordml" xmlns:w16cex="http://schemas.microsoft.com/office/word/2018/wordml/cex" xmlns:w16cid="http://schemas.microsoft.com/office/word/2016/wordml/cid" xmlns:w16="http://schemas.microsoft.com/office/word/2018/wordml" xmlns:w16sdtdh="http://schemas.microsoft.com/office/word/2020/wordml/sdtdatahash" xmlns:w16se="http://schemas.microsoft.com/office/word/2015/wordml/symex" xmlns:wpg="http://schemas.microsoft.com/office/word/2010/wordprocessingGroup" xmlns:wpi="http://schemas.microsoft.com/office/word/2010/wordprocessingInk" xmlns:wne="http://schemas.microsoft.com/office/word/2006/wordml" xmlns:wps="http://schemas.microsoft.com/office/word/2010/wordprocessingShape" mc:Ignorable="w14 w15 w16se w16cid w16 w16cex w16sdtdh wp14">
   <w:p>
     <w:pPr>
       <w:pStyle w:val="a4"/>
@@ -11329,7 +11424,7 @@
 </file>
 
 <file path=word/footer2.xml><?xml version="1.0" encoding="utf-8"?>
-<w:ftr xmlns:wpc="http://schemas.microsoft.com/office/word/2010/wordprocessingCanvas" xmlns:cx="http://schemas.microsoft.com/office/drawing/2014/chartex" xmlns:cx1="http://schemas.microsoft.com/office/drawing/2015/9/8/chartex" xmlns:cx2="http://schemas.microsoft.com/office/drawing/2015/10/21/chartex" xmlns:cx3="http://schemas.microsoft.com/office/drawing/2016/5/9/chartex" xmlns:cx4="http://schemas.microsoft.com/office/drawing/2016/5/10/chartex" xmlns:cx5="http://schemas.microsoft.com/office/drawing/2016/5/11/chartex" xmlns:cx6="http://schemas.microsoft.com/office/drawing/2016/5/12/chartex" xmlns:cx7="http://schemas.microsoft.com/office/drawing/2016/5/13/chartex" xmlns:cx8="http://schemas.microsoft.com/office/drawing/2016/5/14/chartex" xmlns:mc="http://schemas.openxmlformats.org/markup-compatibility/2006" xmlns:aink="http://schemas.microsoft.com/office/drawing/2016/ink" xmlns:am3d="http://schemas.microsoft.com/office/drawing/2017/model3d" xmlns:o="urn:schemas-microsoft-com:office:office" xmlns:oel="http://schemas.microsoft.com/office/2019/extlst" xmlns:r="http://schemas.openxmlformats.org/officeDocument/2006/relationships" xmlns:m="http://schemas.openxmlformats.org/officeDocument/2006/math" xmlns:v="urn:schemas-microsoft-com:vml" xmlns:wp14="http://schemas.microsoft.com/office/word/2010/wordprocessingDrawing" xmlns:wp="http://schemas.openxmlformats.org/drawingml/2006/wordprocessingDrawing" xmlns:w10="urn:schemas-microsoft-com:office:word" xmlns:w="http://schemas.openxmlformats.org/wordprocessingml/2006/main" xmlns:w14="http://schemas.microsoft.com/office/word/2010/wordml" xmlns:w15="http://schemas.microsoft.com/office/word/2012/wordml" xmlns:w16cex="http://schemas.microsoft.com/office/word/2018/wordml/cex" xmlns:w16cid="http://schemas.microsoft.com/office/word/2016/wordml/cid" xmlns:w16="http://schemas.microsoft.com/office/word/2018/wordml" xmlns:w16du="http://schemas.microsoft.com/office/word/2023/wordml/word16du" xmlns:w16sdtdh="http://schemas.microsoft.com/office/word/2020/wordml/sdtdatahash" xmlns:w16sdtfl="http://schemas.microsoft.com/office/word/2024/wordml/sdtformatlock" xmlns:w16se="http://schemas.microsoft.com/office/word/2015/wordml/symex" xmlns:wpg="http://schemas.microsoft.com/office/word/2010/wordprocessingGroup" xmlns:wpi="http://schemas.microsoft.com/office/word/2010/wordprocessingInk" xmlns:wne="http://schemas.microsoft.com/office/word/2006/wordml" xmlns:wps="http://schemas.microsoft.com/office/word/2010/wordprocessingShape" mc:Ignorable="w14 w15 w16se w16cid w16 w16cex w16sdtdh w16sdtfl w16du wp14">
+<w:ftr xmlns:wpc="http://schemas.microsoft.com/office/word/2010/wordprocessingCanvas" xmlns:cx="http://schemas.microsoft.com/office/drawing/2014/chartex" xmlns:cx1="http://schemas.microsoft.com/office/drawing/2015/9/8/chartex" xmlns:cx2="http://schemas.microsoft.com/office/drawing/2015/10/21/chartex" xmlns:cx3="http://schemas.microsoft.com/office/drawing/2016/5/9/chartex" xmlns:cx4="http://schemas.microsoft.com/office/drawing/2016/5/10/chartex" xmlns:cx5="http://schemas.microsoft.com/office/drawing/2016/5/11/chartex" xmlns:cx6="http://schemas.microsoft.com/office/drawing/2016/5/12/chartex" xmlns:cx7="http://schemas.microsoft.com/office/drawing/2016/5/13/chartex" xmlns:cx8="http://schemas.microsoft.com/office/drawing/2016/5/14/chartex" xmlns:mc="http://schemas.openxmlformats.org/markup-compatibility/2006" xmlns:aink="http://schemas.microsoft.com/office/drawing/2016/ink" xmlns:am3d="http://schemas.microsoft.com/office/drawing/2017/model3d" xmlns:o="urn:schemas-microsoft-com:office:office" xmlns:r="http://schemas.openxmlformats.org/officeDocument/2006/relationships" xmlns:m="http://schemas.openxmlformats.org/officeDocument/2006/math" xmlns:v="urn:schemas-microsoft-com:vml" xmlns:wp14="http://schemas.microsoft.com/office/word/2010/wordprocessingDrawing" xmlns:wp="http://schemas.openxmlformats.org/drawingml/2006/wordprocessingDrawing" xmlns:w10="urn:schemas-microsoft-com:office:word" xmlns:w="http://schemas.openxmlformats.org/wordprocessingml/2006/main" xmlns:w14="http://schemas.microsoft.com/office/word/2010/wordml" xmlns:w15="http://schemas.microsoft.com/office/word/2012/wordml" xmlns:w16cex="http://schemas.microsoft.com/office/word/2018/wordml/cex" xmlns:w16cid="http://schemas.microsoft.com/office/word/2016/wordml/cid" xmlns:w16="http://schemas.microsoft.com/office/word/2018/wordml" xmlns:w16sdtdh="http://schemas.microsoft.com/office/word/2020/wordml/sdtdatahash" xmlns:w16se="http://schemas.microsoft.com/office/word/2015/wordml/symex" xmlns:wpg="http://schemas.microsoft.com/office/word/2010/wordprocessingGroup" xmlns:wpi="http://schemas.microsoft.com/office/word/2010/wordprocessingInk" xmlns:wne="http://schemas.microsoft.com/office/word/2006/wordml" xmlns:wps="http://schemas.microsoft.com/office/word/2010/wordprocessingShape" mc:Ignorable="w14 w15 w16se w16cid w16 w16cex w16sdtdh wp14">
   <w:p>
     <w:pPr>
       <w:pStyle w:val="a4"/>
@@ -11392,7 +11487,7 @@
 </file>
 
 <file path=word/footer3.xml><?xml version="1.0" encoding="utf-8"?>
-<w:ftr xmlns:wpc="http://schemas.microsoft.com/office/word/2010/wordprocessingCanvas" xmlns:cx="http://schemas.microsoft.com/office/drawing/2014/chartex" xmlns:cx1="http://schemas.microsoft.com/office/drawing/2015/9/8/chartex" xmlns:cx2="http://schemas.microsoft.com/office/drawing/2015/10/21/chartex" xmlns:cx3="http://schemas.microsoft.com/office/drawing/2016/5/9/chartex" xmlns:cx4="http://schemas.microsoft.com/office/drawing/2016/5/10/chartex" xmlns:cx5="http://schemas.microsoft.com/office/drawing/2016/5/11/chartex" xmlns:cx6="http://schemas.microsoft.com/office/drawing/2016/5/12/chartex" xmlns:cx7="http://schemas.microsoft.com/office/drawing/2016/5/13/chartex" xmlns:cx8="http://schemas.microsoft.com/office/drawing/2016/5/14/chartex" xmlns:mc="http://schemas.openxmlformats.org/markup-compatibility/2006" xmlns:aink="http://schemas.microsoft.com/office/drawing/2016/ink" xmlns:am3d="http://schemas.microsoft.com/office/drawing/2017/model3d" xmlns:o="urn:schemas-microsoft-com:office:office" xmlns:oel="http://schemas.microsoft.com/office/2019/extlst" xmlns:r="http://schemas.openxmlformats.org/officeDocument/2006/relationships" xmlns:m="http://schemas.openxmlformats.org/officeDocument/2006/math" xmlns:v="urn:schemas-microsoft-com:vml" xmlns:wp14="http://schemas.microsoft.com/office/word/2010/wordprocessingDrawing" xmlns:wp="http://schemas.openxmlformats.org/drawingml/2006/wordprocessingDrawing" xmlns:w10="urn:schemas-microsoft-com:office:word" xmlns:w="http://schemas.openxmlformats.org/wordprocessingml/2006/main" xmlns:w14="http://schemas.microsoft.com/office/word/2010/wordml" xmlns:w15="http://schemas.microsoft.com/office/word/2012/wordml" xmlns:w16cex="http://schemas.microsoft.com/office/word/2018/wordml/cex" xmlns:w16cid="http://schemas.microsoft.com/office/word/2016/wordml/cid" xmlns:w16="http://schemas.microsoft.com/office/word/2018/wordml" xmlns:w16du="http://schemas.microsoft.com/office/word/2023/wordml/word16du" xmlns:w16sdtdh="http://schemas.microsoft.com/office/word/2020/wordml/sdtdatahash" xmlns:w16sdtfl="http://schemas.microsoft.com/office/word/2024/wordml/sdtformatlock" xmlns:w16se="http://schemas.microsoft.com/office/word/2015/wordml/symex" xmlns:wpg="http://schemas.microsoft.com/office/word/2010/wordprocessingGroup" xmlns:wpi="http://schemas.microsoft.com/office/word/2010/wordprocessingInk" xmlns:wne="http://schemas.microsoft.com/office/word/2006/wordml" xmlns:wps="http://schemas.microsoft.com/office/word/2010/wordprocessingShape" mc:Ignorable="w14 w15 w16se w16cid w16 w16cex w16sdtdh w16sdtfl w16du wp14">
+<w:ftr xmlns:wpc="http://schemas.microsoft.com/office/word/2010/wordprocessingCanvas" xmlns:cx="http://schemas.microsoft.com/office/drawing/2014/chartex" xmlns:cx1="http://schemas.microsoft.com/office/drawing/2015/9/8/chartex" xmlns:cx2="http://schemas.microsoft.com/office/drawing/2015/10/21/chartex" xmlns:cx3="http://schemas.microsoft.com/office/drawing/2016/5/9/chartex" xmlns:cx4="http://schemas.microsoft.com/office/drawing/2016/5/10/chartex" xmlns:cx5="http://schemas.microsoft.com/office/drawing/2016/5/11/chartex" xmlns:cx6="http://schemas.microsoft.com/office/drawing/2016/5/12/chartex" xmlns:cx7="http://schemas.microsoft.com/office/drawing/2016/5/13/chartex" xmlns:cx8="http://schemas.microsoft.com/office/drawing/2016/5/14/chartex" xmlns:mc="http://schemas.openxmlformats.org/markup-compatibility/2006" xmlns:aink="http://schemas.microsoft.com/office/drawing/2016/ink" xmlns:am3d="http://schemas.microsoft.com/office/drawing/2017/model3d" xmlns:o="urn:schemas-microsoft-com:office:office" xmlns:r="http://schemas.openxmlformats.org/officeDocument/2006/relationships" xmlns:m="http://schemas.openxmlformats.org/officeDocument/2006/math" xmlns:v="urn:schemas-microsoft-com:vml" xmlns:wp14="http://schemas.microsoft.com/office/word/2010/wordprocessingDrawing" xmlns:wp="http://schemas.openxmlformats.org/drawingml/2006/wordprocessingDrawing" xmlns:w10="urn:schemas-microsoft-com:office:word" xmlns:w="http://schemas.openxmlformats.org/wordprocessingml/2006/main" xmlns:w14="http://schemas.microsoft.com/office/word/2010/wordml" xmlns:w15="http://schemas.microsoft.com/office/word/2012/wordml" xmlns:w16cex="http://schemas.microsoft.com/office/word/2018/wordml/cex" xmlns:w16cid="http://schemas.microsoft.com/office/word/2016/wordml/cid" xmlns:w16="http://schemas.microsoft.com/office/word/2018/wordml" xmlns:w16sdtdh="http://schemas.microsoft.com/office/word/2020/wordml/sdtdatahash" xmlns:w16se="http://schemas.microsoft.com/office/word/2015/wordml/symex" xmlns:wpg="http://schemas.microsoft.com/office/word/2010/wordprocessingGroup" xmlns:wpi="http://schemas.microsoft.com/office/word/2010/wordprocessingInk" xmlns:wne="http://schemas.microsoft.com/office/word/2006/wordml" xmlns:wps="http://schemas.microsoft.com/office/word/2010/wordprocessingShape" mc:Ignorable="w14 w15 w16se w16cid w16 w16cex w16sdtdh wp14">
   <w:p>
     <w:pPr>
       <w:pStyle w:val="a4"/>
@@ -11407,7 +11502,7 @@
 </file>
 
 <file path=word/footnotes.xml><?xml version="1.0" encoding="utf-8"?>
-<w:footnotes xmlns:wpc="http://schemas.microsoft.com/office/word/2010/wordprocessingCanvas" xmlns:cx="http://schemas.microsoft.com/office/drawing/2014/chartex" xmlns:cx1="http://schemas.microsoft.com/office/drawing/2015/9/8/chartex" xmlns:cx2="http://schemas.microsoft.com/office/drawing/2015/10/21/chartex" xmlns:cx3="http://schemas.microsoft.com/office/drawing/2016/5/9/chartex" xmlns:cx4="http://schemas.microsoft.com/office/drawing/2016/5/10/chartex" xmlns:cx5="http://schemas.microsoft.com/office/drawing/2016/5/11/chartex" xmlns:cx6="http://schemas.microsoft.com/office/drawing/2016/5/12/chartex" xmlns:cx7="http://schemas.microsoft.com/office/drawing/2016/5/13/chartex" xmlns:cx8="http://schemas.microsoft.com/office/drawing/2016/5/14/chartex" xmlns:mc="http://schemas.openxmlformats.org/markup-compatibility/2006" xmlns:aink="http://schemas.microsoft.com/office/drawing/2016/ink" xmlns:am3d="http://schemas.microsoft.com/office/drawing/2017/model3d" xmlns:o="urn:schemas-microsoft-com:office:office" xmlns:oel="http://schemas.microsoft.com/office/2019/extlst" xmlns:r="http://schemas.openxmlformats.org/officeDocument/2006/relationships" xmlns:m="http://schemas.openxmlformats.org/officeDocument/2006/math" xmlns:v="urn:schemas-microsoft-com:vml" xmlns:wp14="http://schemas.microsoft.com/office/word/2010/wordprocessingDrawing" xmlns:wp="http://schemas.openxmlformats.org/drawingml/2006/wordprocessingDrawing" xmlns:w10="urn:schemas-microsoft-com:office:word" xmlns:w="http://schemas.openxmlformats.org/wordprocessingml/2006/main" xmlns:w14="http://schemas.microsoft.com/office/word/2010/wordml" xmlns:w15="http://schemas.microsoft.com/office/word/2012/wordml" xmlns:w16cex="http://schemas.microsoft.com/office/word/2018/wordml/cex" xmlns:w16cid="http://schemas.microsoft.com/office/word/2016/wordml/cid" xmlns:w16="http://schemas.microsoft.com/office/word/2018/wordml" xmlns:w16du="http://schemas.microsoft.com/office/word/2023/wordml/word16du" xmlns:w16sdtdh="http://schemas.microsoft.com/office/word/2020/wordml/sdtdatahash" xmlns:w16sdtfl="http://schemas.microsoft.com/office/word/2024/wordml/sdtformatlock" xmlns:w16se="http://schemas.microsoft.com/office/word/2015/wordml/symex" xmlns:wpg="http://schemas.microsoft.com/office/word/2010/wordprocessingGroup" xmlns:wpi="http://schemas.microsoft.com/office/word/2010/wordprocessingInk" xmlns:wne="http://schemas.microsoft.com/office/word/2006/wordml" xmlns:wps="http://schemas.microsoft.com/office/word/2010/wordprocessingShape" mc:Ignorable="w14 w15 w16se w16cid w16 w16cex w16sdtdh w16sdtfl w16du wp14">
+<w:footnotes xmlns:wpc="http://schemas.microsoft.com/office/word/2010/wordprocessingCanvas" xmlns:cx="http://schemas.microsoft.com/office/drawing/2014/chartex" xmlns:cx1="http://schemas.microsoft.com/office/drawing/2015/9/8/chartex" xmlns:cx2="http://schemas.microsoft.com/office/drawing/2015/10/21/chartex" xmlns:cx3="http://schemas.microsoft.com/office/drawing/2016/5/9/chartex" xmlns:cx4="http://schemas.microsoft.com/office/drawing/2016/5/10/chartex" xmlns:cx5="http://schemas.microsoft.com/office/drawing/2016/5/11/chartex" xmlns:cx6="http://schemas.microsoft.com/office/drawing/2016/5/12/chartex" xmlns:cx7="http://schemas.microsoft.com/office/drawing/2016/5/13/chartex" xmlns:cx8="http://schemas.microsoft.com/office/drawing/2016/5/14/chartex" xmlns:mc="http://schemas.openxmlformats.org/markup-compatibility/2006" xmlns:aink="http://schemas.microsoft.com/office/drawing/2016/ink" xmlns:am3d="http://schemas.microsoft.com/office/drawing/2017/model3d" xmlns:o="urn:schemas-microsoft-com:office:office" xmlns:r="http://schemas.openxmlformats.org/officeDocument/2006/relationships" xmlns:m="http://schemas.openxmlformats.org/officeDocument/2006/math" xmlns:v="urn:schemas-microsoft-com:vml" xmlns:wp14="http://schemas.microsoft.com/office/word/2010/wordprocessingDrawing" xmlns:wp="http://schemas.openxmlformats.org/drawingml/2006/wordprocessingDrawing" xmlns:w10="urn:schemas-microsoft-com:office:word" xmlns:w="http://schemas.openxmlformats.org/wordprocessingml/2006/main" xmlns:w14="http://schemas.microsoft.com/office/word/2010/wordml" xmlns:w15="http://schemas.microsoft.com/office/word/2012/wordml" xmlns:w16cex="http://schemas.microsoft.com/office/word/2018/wordml/cex" xmlns:w16cid="http://schemas.microsoft.com/office/word/2016/wordml/cid" xmlns:w16="http://schemas.microsoft.com/office/word/2018/wordml" xmlns:w16sdtdh="http://schemas.microsoft.com/office/word/2020/wordml/sdtdatahash" xmlns:w16se="http://schemas.microsoft.com/office/word/2015/wordml/symex" xmlns:wpg="http://schemas.microsoft.com/office/word/2010/wordprocessingGroup" xmlns:wpi="http://schemas.microsoft.com/office/word/2010/wordprocessingInk" xmlns:wne="http://schemas.microsoft.com/office/word/2006/wordml" xmlns:wps="http://schemas.microsoft.com/office/word/2010/wordprocessingShape" mc:Ignorable="w14 w15 w16se w16cid w16 w16cex w16sdtdh wp14">
   <w:footnote w:type="separator" w:id="-1">
     <w:p>
       <w:r>
@@ -11426,7 +11521,7 @@
 </file>
 
 <file path=word/header1.xml><?xml version="1.0" encoding="utf-8"?>
-<w:hdr xmlns:wpc="http://schemas.microsoft.com/office/word/2010/wordprocessingCanvas" xmlns:cx="http://schemas.microsoft.com/office/drawing/2014/chartex" xmlns:cx1="http://schemas.microsoft.com/office/drawing/2015/9/8/chartex" xmlns:cx2="http://schemas.microsoft.com/office/drawing/2015/10/21/chartex" xmlns:cx3="http://schemas.microsoft.com/office/drawing/2016/5/9/chartex" xmlns:cx4="http://schemas.microsoft.com/office/drawing/2016/5/10/chartex" xmlns:cx5="http://schemas.microsoft.com/office/drawing/2016/5/11/chartex" xmlns:cx6="http://schemas.microsoft.com/office/drawing/2016/5/12/chartex" xmlns:cx7="http://schemas.microsoft.com/office/drawing/2016/5/13/chartex" xmlns:cx8="http://schemas.microsoft.com/office/drawing/2016/5/14/chartex" xmlns:mc="http://schemas.openxmlformats.org/markup-compatibility/2006" xmlns:aink="http://schemas.microsoft.com/office/drawing/2016/ink" xmlns:am3d="http://schemas.microsoft.com/office/drawing/2017/model3d" xmlns:o="urn:schemas-microsoft-com:office:office" xmlns:oel="http://schemas.microsoft.com/office/2019/extlst" xmlns:r="http://schemas.openxmlformats.org/officeDocument/2006/relationships" xmlns:m="http://schemas.openxmlformats.org/officeDocument/2006/math" xmlns:v="urn:schemas-microsoft-com:vml" xmlns:wp14="http://schemas.microsoft.com/office/word/2010/wordprocessingDrawing" xmlns:wp="http://schemas.openxmlformats.org/drawingml/2006/wordprocessingDrawing" xmlns:w10="urn:schemas-microsoft-com:office:word" xmlns:w="http://schemas.openxmlformats.org/wordprocessingml/2006/main" xmlns:w14="http://schemas.microsoft.com/office/word/2010/wordml" xmlns:w15="http://schemas.microsoft.com/office/word/2012/wordml" xmlns:w16cex="http://schemas.microsoft.com/office/word/2018/wordml/cex" xmlns:w16cid="http://schemas.microsoft.com/office/word/2016/wordml/cid" xmlns:w16="http://schemas.microsoft.com/office/word/2018/wordml" xmlns:w16du="http://schemas.microsoft.com/office/word/2023/wordml/word16du" xmlns:w16sdtdh="http://schemas.microsoft.com/office/word/2020/wordml/sdtdatahash" xmlns:w16sdtfl="http://schemas.microsoft.com/office/word/2024/wordml/sdtformatlock" xmlns:w16se="http://schemas.microsoft.com/office/word/2015/wordml/symex" xmlns:wpg="http://schemas.microsoft.com/office/word/2010/wordprocessingGroup" xmlns:wpi="http://schemas.microsoft.com/office/word/2010/wordprocessingInk" xmlns:wne="http://schemas.microsoft.com/office/word/2006/wordml" xmlns:wps="http://schemas.microsoft.com/office/word/2010/wordprocessingShape" mc:Ignorable="w14 w15 w16se w16cid w16 w16cex w16sdtdh w16sdtfl w16du wp14">
+<w:hdr xmlns:wpc="http://schemas.microsoft.com/office/word/2010/wordprocessingCanvas" xmlns:cx="http://schemas.microsoft.com/office/drawing/2014/chartex" xmlns:cx1="http://schemas.microsoft.com/office/drawing/2015/9/8/chartex" xmlns:cx2="http://schemas.microsoft.com/office/drawing/2015/10/21/chartex" xmlns:cx3="http://schemas.microsoft.com/office/drawing/2016/5/9/chartex" xmlns:cx4="http://schemas.microsoft.com/office/drawing/2016/5/10/chartex" xmlns:cx5="http://schemas.microsoft.com/office/drawing/2016/5/11/chartex" xmlns:cx6="http://schemas.microsoft.com/office/drawing/2016/5/12/chartex" xmlns:cx7="http://schemas.microsoft.com/office/drawing/2016/5/13/chartex" xmlns:cx8="http://schemas.microsoft.com/office/drawing/2016/5/14/chartex" xmlns:mc="http://schemas.openxmlformats.org/markup-compatibility/2006" xmlns:aink="http://schemas.microsoft.com/office/drawing/2016/ink" xmlns:am3d="http://schemas.microsoft.com/office/drawing/2017/model3d" xmlns:o="urn:schemas-microsoft-com:office:office" xmlns:r="http://schemas.openxmlformats.org/officeDocument/2006/relationships" xmlns:m="http://schemas.openxmlformats.org/officeDocument/2006/math" xmlns:v="urn:schemas-microsoft-com:vml" xmlns:wp14="http://schemas.microsoft.com/office/word/2010/wordprocessingDrawing" xmlns:wp="http://schemas.openxmlformats.org/drawingml/2006/wordprocessingDrawing" xmlns:w10="urn:schemas-microsoft-com:office:word" xmlns:w="http://schemas.openxmlformats.org/wordprocessingml/2006/main" xmlns:w14="http://schemas.microsoft.com/office/word/2010/wordml" xmlns:w15="http://schemas.microsoft.com/office/word/2012/wordml" xmlns:w16cex="http://schemas.microsoft.com/office/word/2018/wordml/cex" xmlns:w16cid="http://schemas.microsoft.com/office/word/2016/wordml/cid" xmlns:w16="http://schemas.microsoft.com/office/word/2018/wordml" xmlns:w16sdtdh="http://schemas.microsoft.com/office/word/2020/wordml/sdtdatahash" xmlns:w16se="http://schemas.microsoft.com/office/word/2015/wordml/symex" xmlns:wpg="http://schemas.microsoft.com/office/word/2010/wordprocessingGroup" xmlns:wpi="http://schemas.microsoft.com/office/word/2010/wordprocessingInk" xmlns:wne="http://schemas.microsoft.com/office/word/2006/wordml" xmlns:wps="http://schemas.microsoft.com/office/word/2010/wordprocessingShape" mc:Ignorable="w14 w15 w16se w16cid w16 w16cex w16sdtdh wp14">
   <w:p>
     <w:pPr>
       <w:pStyle w:val="a3"/>
@@ -11439,24 +11534,34 @@
         <w:lang w:val="en-US"/>
       </w:rPr>
     </w:pPr>
-    <w:fldSimple w:instr=" TITLE   \* MERGEFORMAT ">
-      <w:r>
-        <w:rPr>
-          <w:rStyle w:val="a6"/>
-          <w:lang w:val="en-US"/>
-        </w:rPr>
-        <w:t>Ф-ХХ</w:t>
-      </w:r>
-      <w:r>
-        <w:t>.2024</w:t>
-      </w:r>
-    </w:fldSimple>
+    <w:r>
+      <w:fldChar w:fldCharType="begin"/>
+    </w:r>
+    <w:r>
+      <w:instrText xml:space="preserve"> TITLE   \* MERGEFORMAT </w:instrText>
+    </w:r>
+    <w:r>
+      <w:fldChar w:fldCharType="separate"/>
+    </w:r>
+    <w:r>
+      <w:rPr>
+        <w:rStyle w:val="a6"/>
+        <w:lang w:val="en-US"/>
+      </w:rPr>
+      <w:t>Ф-ХХ</w:t>
+    </w:r>
+    <w:r>
+      <w:t>.2024</w:t>
+    </w:r>
+    <w:r>
+      <w:fldChar w:fldCharType="end"/>
+    </w:r>
   </w:p>
 </w:hdr>
 </file>
 
 <file path=word/numbering.xml><?xml version="1.0" encoding="utf-8"?>
-<w:numbering xmlns:wpc="http://schemas.microsoft.com/office/word/2010/wordprocessingCanvas" xmlns:cx="http://schemas.microsoft.com/office/drawing/2014/chartex" xmlns:cx1="http://schemas.microsoft.com/office/drawing/2015/9/8/chartex" xmlns:cx2="http://schemas.microsoft.com/office/drawing/2015/10/21/chartex" xmlns:cx3="http://schemas.microsoft.com/office/drawing/2016/5/9/chartex" xmlns:cx4="http://schemas.microsoft.com/office/drawing/2016/5/10/chartex" xmlns:cx5="http://schemas.microsoft.com/office/drawing/2016/5/11/chartex" xmlns:cx6="http://schemas.microsoft.com/office/drawing/2016/5/12/chartex" xmlns:cx7="http://schemas.microsoft.com/office/drawing/2016/5/13/chartex" xmlns:cx8="http://schemas.microsoft.com/office/drawing/2016/5/14/chartex" xmlns:mc="http://schemas.openxmlformats.org/markup-compatibility/2006" xmlns:aink="http://schemas.microsoft.com/office/drawing/2016/ink" xmlns:am3d="http://schemas.microsoft.com/office/drawing/2017/model3d" xmlns:o="urn:schemas-microsoft-com:office:office" xmlns:oel="http://schemas.microsoft.com/office/2019/extlst" xmlns:r="http://schemas.openxmlformats.org/officeDocument/2006/relationships" xmlns:m="http://schemas.openxmlformats.org/officeDocument/2006/math" xmlns:v="urn:schemas-microsoft-com:vml" xmlns:wp14="http://schemas.microsoft.com/office/word/2010/wordprocessingDrawing" xmlns:wp="http://schemas.openxmlformats.org/drawingml/2006/wordprocessingDrawing" xmlns:w10="urn:schemas-microsoft-com:office:word" xmlns:w="http://schemas.openxmlformats.org/wordprocessingml/2006/main" xmlns:w14="http://schemas.microsoft.com/office/word/2010/wordml" xmlns:w15="http://schemas.microsoft.com/office/word/2012/wordml" xmlns:w16cex="http://schemas.microsoft.com/office/word/2018/wordml/cex" xmlns:w16cid="http://schemas.microsoft.com/office/word/2016/wordml/cid" xmlns:w16="http://schemas.microsoft.com/office/word/2018/wordml" xmlns:w16du="http://schemas.microsoft.com/office/word/2023/wordml/word16du" xmlns:w16sdtdh="http://schemas.microsoft.com/office/word/2020/wordml/sdtdatahash" xmlns:w16sdtfl="http://schemas.microsoft.com/office/word/2024/wordml/sdtformatlock" xmlns:w16se="http://schemas.microsoft.com/office/word/2015/wordml/symex" xmlns:wpg="http://schemas.microsoft.com/office/word/2010/wordprocessingGroup" xmlns:wpi="http://schemas.microsoft.com/office/word/2010/wordprocessingInk" xmlns:wne="http://schemas.microsoft.com/office/word/2006/wordml" xmlns:wps="http://schemas.microsoft.com/office/word/2010/wordprocessingShape" mc:Ignorable="w14 w15 w16se w16cid w16 w16cex w16sdtdh w16sdtfl w16du wp14">
+<w:numbering xmlns:wpc="http://schemas.microsoft.com/office/word/2010/wordprocessingCanvas" xmlns:cx="http://schemas.microsoft.com/office/drawing/2014/chartex" xmlns:cx1="http://schemas.microsoft.com/office/drawing/2015/9/8/chartex" xmlns:cx2="http://schemas.microsoft.com/office/drawing/2015/10/21/chartex" xmlns:cx3="http://schemas.microsoft.com/office/drawing/2016/5/9/chartex" xmlns:cx4="http://schemas.microsoft.com/office/drawing/2016/5/10/chartex" xmlns:cx5="http://schemas.microsoft.com/office/drawing/2016/5/11/chartex" xmlns:cx6="http://schemas.microsoft.com/office/drawing/2016/5/12/chartex" xmlns:cx7="http://schemas.microsoft.com/office/drawing/2016/5/13/chartex" xmlns:cx8="http://schemas.microsoft.com/office/drawing/2016/5/14/chartex" xmlns:mc="http://schemas.openxmlformats.org/markup-compatibility/2006" xmlns:aink="http://schemas.microsoft.com/office/drawing/2016/ink" xmlns:am3d="http://schemas.microsoft.com/office/drawing/2017/model3d" xmlns:o="urn:schemas-microsoft-com:office:office" xmlns:r="http://schemas.openxmlformats.org/officeDocument/2006/relationships" xmlns:m="http://schemas.openxmlformats.org/officeDocument/2006/math" xmlns:v="urn:schemas-microsoft-com:vml" xmlns:wp14="http://schemas.microsoft.com/office/word/2010/wordprocessingDrawing" xmlns:wp="http://schemas.openxmlformats.org/drawingml/2006/wordprocessingDrawing" xmlns:w10="urn:schemas-microsoft-com:office:word" xmlns:w="http://schemas.openxmlformats.org/wordprocessingml/2006/main" xmlns:w14="http://schemas.microsoft.com/office/word/2010/wordml" xmlns:w15="http://schemas.microsoft.com/office/word/2012/wordml" xmlns:w16cex="http://schemas.microsoft.com/office/word/2018/wordml/cex" xmlns:w16cid="http://schemas.microsoft.com/office/word/2016/wordml/cid" xmlns:w16="http://schemas.microsoft.com/office/word/2018/wordml" xmlns:w16sdtdh="http://schemas.microsoft.com/office/word/2020/wordml/sdtdatahash" xmlns:w16se="http://schemas.microsoft.com/office/word/2015/wordml/symex" xmlns:wpg="http://schemas.microsoft.com/office/word/2010/wordprocessingGroup" xmlns:wpi="http://schemas.microsoft.com/office/word/2010/wordprocessingInk" xmlns:wne="http://schemas.microsoft.com/office/word/2006/wordml" xmlns:wps="http://schemas.microsoft.com/office/word/2010/wordprocessingShape" mc:Ignorable="w14 w15 w16se w16cid w16 w16cex w16sdtdh wp14">
   <w:abstractNum w:abstractNumId="0" w15:restartNumberingAfterBreak="0">
     <w:nsid w:val="FFFFFF7C"/>
     <w:multiLevelType w:val="singleLevel"/>
@@ -15356,131 +15461,131 @@
       </w:rPr>
     </w:lvl>
   </w:abstractNum>
-  <w:num w:numId="1" w16cid:durableId="1383862993">
+  <w:num w:numId="1">
     <w:abstractNumId w:val="20"/>
   </w:num>
-  <w:num w:numId="2" w16cid:durableId="573662493">
+  <w:num w:numId="2">
     <w:abstractNumId w:val="36"/>
   </w:num>
-  <w:num w:numId="3" w16cid:durableId="757673917">
+  <w:num w:numId="3">
     <w:abstractNumId w:val="27"/>
   </w:num>
-  <w:num w:numId="4" w16cid:durableId="1896619307">
+  <w:num w:numId="4">
     <w:abstractNumId w:val="17"/>
   </w:num>
-  <w:num w:numId="5" w16cid:durableId="1646423871">
+  <w:num w:numId="5">
     <w:abstractNumId w:val="16"/>
   </w:num>
-  <w:num w:numId="6" w16cid:durableId="1630167369">
+  <w:num w:numId="6">
     <w:abstractNumId w:val="30"/>
   </w:num>
-  <w:num w:numId="7" w16cid:durableId="1521311452">
+  <w:num w:numId="7">
     <w:abstractNumId w:val="26"/>
   </w:num>
-  <w:num w:numId="8" w16cid:durableId="1487743018">
+  <w:num w:numId="8">
     <w:abstractNumId w:val="35"/>
   </w:num>
-  <w:num w:numId="9" w16cid:durableId="646130781">
+  <w:num w:numId="9">
     <w:abstractNumId w:val="31"/>
   </w:num>
-  <w:num w:numId="10" w16cid:durableId="684288436">
+  <w:num w:numId="10">
     <w:abstractNumId w:val="15"/>
   </w:num>
-  <w:num w:numId="11" w16cid:durableId="1893342271">
+  <w:num w:numId="11">
     <w:abstractNumId w:val="24"/>
   </w:num>
-  <w:num w:numId="12" w16cid:durableId="1080299616">
+  <w:num w:numId="12">
     <w:abstractNumId w:val="29"/>
   </w:num>
-  <w:num w:numId="13" w16cid:durableId="1634555619">
+  <w:num w:numId="13">
     <w:abstractNumId w:val="38"/>
   </w:num>
-  <w:num w:numId="14" w16cid:durableId="1000429442">
+  <w:num w:numId="14">
     <w:abstractNumId w:val="23"/>
   </w:num>
-  <w:num w:numId="15" w16cid:durableId="506406488">
+  <w:num w:numId="15">
     <w:abstractNumId w:val="19"/>
   </w:num>
-  <w:num w:numId="16" w16cid:durableId="1294098356">
+  <w:num w:numId="16">
     <w:abstractNumId w:val="11"/>
   </w:num>
-  <w:num w:numId="17" w16cid:durableId="1093746081">
+  <w:num w:numId="17">
     <w:abstractNumId w:val="21"/>
   </w:num>
-  <w:num w:numId="18" w16cid:durableId="243956961">
+  <w:num w:numId="18">
     <w:abstractNumId w:val="22"/>
   </w:num>
-  <w:num w:numId="19" w16cid:durableId="977607190">
+  <w:num w:numId="19">
     <w:abstractNumId w:val="37"/>
   </w:num>
-  <w:num w:numId="20" w16cid:durableId="1105419445">
+  <w:num w:numId="20">
     <w:abstractNumId w:val="32"/>
   </w:num>
-  <w:num w:numId="21" w16cid:durableId="1111052517">
+  <w:num w:numId="21">
     <w:abstractNumId w:val="12"/>
   </w:num>
-  <w:num w:numId="22" w16cid:durableId="1283271885">
+  <w:num w:numId="22">
     <w:abstractNumId w:val="33"/>
   </w:num>
-  <w:num w:numId="23" w16cid:durableId="1474105768">
+  <w:num w:numId="23">
     <w:abstractNumId w:val="25"/>
   </w:num>
-  <w:num w:numId="24" w16cid:durableId="954095383">
+  <w:num w:numId="24">
     <w:abstractNumId w:val="13"/>
   </w:num>
-  <w:num w:numId="25" w16cid:durableId="751976556">
+  <w:num w:numId="25">
     <w:abstractNumId w:val="28"/>
   </w:num>
-  <w:num w:numId="26" w16cid:durableId="1090076716">
+  <w:num w:numId="26">
     <w:abstractNumId w:val="14"/>
   </w:num>
-  <w:num w:numId="27" w16cid:durableId="1294016539">
+  <w:num w:numId="27">
     <w:abstractNumId w:val="9"/>
   </w:num>
-  <w:num w:numId="28" w16cid:durableId="199630658">
+  <w:num w:numId="28">
     <w:abstractNumId w:val="7"/>
   </w:num>
-  <w:num w:numId="29" w16cid:durableId="1544055911">
+  <w:num w:numId="29">
     <w:abstractNumId w:val="6"/>
   </w:num>
-  <w:num w:numId="30" w16cid:durableId="1965111195">
+  <w:num w:numId="30">
     <w:abstractNumId w:val="5"/>
   </w:num>
-  <w:num w:numId="31" w16cid:durableId="284123520">
+  <w:num w:numId="31">
     <w:abstractNumId w:val="4"/>
   </w:num>
-  <w:num w:numId="32" w16cid:durableId="1073041942">
+  <w:num w:numId="32">
     <w:abstractNumId w:val="8"/>
   </w:num>
-  <w:num w:numId="33" w16cid:durableId="2034066653">
+  <w:num w:numId="33">
     <w:abstractNumId w:val="3"/>
   </w:num>
-  <w:num w:numId="34" w16cid:durableId="75903451">
+  <w:num w:numId="34">
     <w:abstractNumId w:val="2"/>
   </w:num>
-  <w:num w:numId="35" w16cid:durableId="493303666">
+  <w:num w:numId="35">
     <w:abstractNumId w:val="1"/>
   </w:num>
-  <w:num w:numId="36" w16cid:durableId="807748750">
+  <w:num w:numId="36">
     <w:abstractNumId w:val="0"/>
   </w:num>
-  <w:num w:numId="37" w16cid:durableId="160199955">
+  <w:num w:numId="37">
     <w:abstractNumId w:val="13"/>
   </w:num>
-  <w:num w:numId="38" w16cid:durableId="992028515">
+  <w:num w:numId="38">
     <w:abstractNumId w:val="10"/>
   </w:num>
-  <w:num w:numId="39" w16cid:durableId="421801909">
+  <w:num w:numId="39">
     <w:abstractNumId w:val="18"/>
   </w:num>
-  <w:num w:numId="40" w16cid:durableId="426312219">
+  <w:num w:numId="40">
     <w:abstractNumId w:val="34"/>
   </w:num>
 </w:numbering>
 </file>
 
 <file path=word/styles.xml><?xml version="1.0" encoding="utf-8"?>
-<w:styles xmlns:mc="http://schemas.openxmlformats.org/markup-compatibility/2006" xmlns:r="http://schemas.openxmlformats.org/officeDocument/2006/relationships" xmlns:w="http://schemas.openxmlformats.org/wordprocessingml/2006/main" xmlns:w14="http://schemas.microsoft.com/office/word/2010/wordml" xmlns:w15="http://schemas.microsoft.com/office/word/2012/wordml" xmlns:w16cex="http://schemas.microsoft.com/office/word/2018/wordml/cex" xmlns:w16cid="http://schemas.microsoft.com/office/word/2016/wordml/cid" xmlns:w16="http://schemas.microsoft.com/office/word/2018/wordml" xmlns:w16du="http://schemas.microsoft.com/office/word/2023/wordml/word16du" xmlns:w16sdtdh="http://schemas.microsoft.com/office/word/2020/wordml/sdtdatahash" xmlns:w16sdtfl="http://schemas.microsoft.com/office/word/2024/wordml/sdtformatlock" xmlns:w16se="http://schemas.microsoft.com/office/word/2015/wordml/symex" mc:Ignorable="w14 w15 w16se w16cid w16 w16cex w16sdtdh w16sdtfl w16du">
+<w:styles xmlns:mc="http://schemas.openxmlformats.org/markup-compatibility/2006" xmlns:r="http://schemas.openxmlformats.org/officeDocument/2006/relationships" xmlns:w="http://schemas.openxmlformats.org/wordprocessingml/2006/main" xmlns:w14="http://schemas.microsoft.com/office/word/2010/wordml" xmlns:w15="http://schemas.microsoft.com/office/word/2012/wordml" xmlns:w16cex="http://schemas.microsoft.com/office/word/2018/wordml/cex" xmlns:w16cid="http://schemas.microsoft.com/office/word/2016/wordml/cid" xmlns:w16="http://schemas.microsoft.com/office/word/2018/wordml" xmlns:w16sdtdh="http://schemas.microsoft.com/office/word/2020/wordml/sdtdatahash" xmlns:w16se="http://schemas.microsoft.com/office/word/2015/wordml/symex" mc:Ignorable="w14 w15 w16se w16cid w16 w16cex w16sdtdh">
   <w:docDefaults>
     <w:rPrDefault>
       <w:rPr>
